--- a/templates/TemplateOrderChangeAudit2026.docx
+++ b/templates/TemplateOrderChangeAudit2026.docx
@@ -12,6 +12,7 @@
           <w:noProof/>
           <w:sz w:val="20"/>
           <w:szCs w:val="20"/>
+          <w:lang w:val="en-US"/>
         </w:rPr>
       </w:pPr>
       <w:r>
@@ -60,6 +61,7 @@
           <w:noProof/>
           <w:sz w:val="20"/>
           <w:szCs w:val="20"/>
+          <w:lang w:val="en-US"/>
         </w:rPr>
         <w:t xml:space="preserve"> </w:t>
       </w:r>
@@ -74,6 +76,7 @@
           <w:noProof/>
           <w:sz w:val="20"/>
           <w:szCs w:val="20"/>
+          <w:lang w:val="en-US"/>
         </w:rPr>
       </w:pPr>
     </w:p>
@@ -86,30 +89,16 @@
         <w:rPr>
           <w:rFonts w:ascii="SB Sans Text Semibold" w:hAnsi="SB Sans Text Semibold" w:cs="SB Sans Text Semibold"/>
           <w:color w:val="000000" w:themeColor="text1"/>
+          <w:lang w:val="en-US"/>
         </w:rPr>
       </w:pPr>
       <w:r>
         <w:rPr>
           <w:rFonts w:ascii="SB Sans Text Semibold" w:hAnsi="SB Sans Text Semibold" w:cs="SB Sans Text Semibold"/>
           <w:color w:val="000000" w:themeColor="text1"/>
-        </w:rPr>
-        <w:t>{</w:t>
-      </w:r>
-      <w:proofErr w:type="spellStart"/>
-      <w:r>
-        <w:rPr>
-          <w:rFonts w:ascii="SB Sans Text Semibold" w:hAnsi="SB Sans Text Semibold" w:cs="SB Sans Text Semibold"/>
-          <w:color w:val="000000" w:themeColor="text1"/>
-        </w:rPr>
-        <w:t>TB_full_name</w:t>
-      </w:r>
-      <w:proofErr w:type="spellEnd"/>
-      <w:r>
-        <w:rPr>
-          <w:rFonts w:ascii="SB Sans Text Semibold" w:hAnsi="SB Sans Text Semibold" w:cs="SB Sans Text Semibold"/>
-          <w:color w:val="000000" w:themeColor="text1"/>
-        </w:rPr>
-        <w:t>}</w:t>
+          <w:lang w:val="en-US"/>
+        </w:rPr>
+        <w:t>{#showTB}</w:t>
       </w:r>
     </w:p>
     <w:p>
@@ -121,10 +110,35 @@
         <w:rPr>
           <w:rFonts w:ascii="SB Sans Text Semibold" w:hAnsi="SB Sans Text Semibold" w:cs="SB Sans Text Semibold"/>
           <w:color w:val="000000" w:themeColor="text1"/>
-          <w:sz w:val="20"/>
-          <w:szCs w:val="20"/>
-        </w:rPr>
-      </w:pPr>
+          <w:lang w:val="en-US"/>
+        </w:rPr>
+      </w:pPr>
+      <w:r>
+        <w:rPr>
+          <w:rFonts w:ascii="SB Sans Text Semibold" w:hAnsi="SB Sans Text Semibold" w:cs="SB Sans Text Semibold"/>
+          <w:color w:val="000000" w:themeColor="text1"/>
+          <w:lang w:val="en-US"/>
+        </w:rPr>
+        <w:t>{</w:t>
+      </w:r>
+      <w:proofErr w:type="spellStart"/>
+      <w:r>
+        <w:rPr>
+          <w:rFonts w:ascii="SB Sans Text Semibold" w:hAnsi="SB Sans Text Semibold" w:cs="SB Sans Text Semibold"/>
+          <w:color w:val="000000" w:themeColor="text1"/>
+          <w:lang w:val="en-US"/>
+        </w:rPr>
+        <w:t>TB_full_name</w:t>
+      </w:r>
+      <w:proofErr w:type="spellEnd"/>
+      <w:r>
+        <w:rPr>
+          <w:rFonts w:ascii="SB Sans Text Semibold" w:hAnsi="SB Sans Text Semibold" w:cs="SB Sans Text Semibold"/>
+          <w:color w:val="000000" w:themeColor="text1"/>
+          <w:lang w:val="en-US"/>
+        </w:rPr>
+        <w:t>}</w:t>
+      </w:r>
     </w:p>
     <w:p>
       <w:pPr>
@@ -135,47 +149,32 @@
         <w:rPr>
           <w:rFonts w:ascii="SB Sans Text Semibold" w:hAnsi="SB Sans Text Semibold" w:cs="SB Sans Text Semibold"/>
           <w:color w:val="000000" w:themeColor="text1"/>
+          <w:lang w:val="en-US"/>
         </w:rPr>
       </w:pPr>
       <w:r>
         <w:rPr>
           <w:rFonts w:ascii="SB Sans Text Semibold" w:hAnsi="SB Sans Text Semibold" w:cs="SB Sans Text Semibold"/>
           <w:color w:val="000000" w:themeColor="text1"/>
-        </w:rPr>
-        <w:t>УПРАВЛЕНИЕ ВНУТРЕННЕГО АУДИТА</w:t>
-      </w:r>
+          <w:lang w:val="en-US"/>
+        </w:rPr>
+        <w:t>{/</w:t>
+      </w:r>
+      <w:proofErr w:type="spellStart"/>
       <w:r>
         <w:rPr>
           <w:rFonts w:ascii="SB Sans Text Semibold" w:hAnsi="SB Sans Text Semibold" w:cs="SB Sans Text Semibold"/>
           <w:color w:val="000000" w:themeColor="text1"/>
-        </w:rPr>
-        <w:t xml:space="preserve"> </w:t>
-      </w:r>
+          <w:lang w:val="en-US"/>
+        </w:rPr>
+        <w:t>showTB</w:t>
+      </w:r>
+      <w:proofErr w:type="spellEnd"/>
       <w:r>
         <w:rPr>
           <w:rFonts w:ascii="SB Sans Text Semibold" w:hAnsi="SB Sans Text Semibold" w:cs="SB Sans Text Semibold"/>
           <w:color w:val="000000" w:themeColor="text1"/>
-        </w:rPr>
-        <w:t>{</w:t>
-      </w:r>
-      <w:r>
-        <w:rPr>
-          <w:rFonts w:ascii="SB Sans Text Semibold" w:hAnsi="SB Sans Text Semibold" w:cs="SB Sans Text Semibold"/>
-          <w:color w:val="000000" w:themeColor="text1"/>
-        </w:rPr>
-        <w:t>TB_full_name</w:t>
-      </w:r>
-      <w:r>
-        <w:rPr>
-          <w:rFonts w:ascii="SB Sans Text Semibold" w:hAnsi="SB Sans Text Semibold" w:cs="SB Sans Text Semibold"/>
-          <w:color w:val="000000" w:themeColor="text1"/>
-        </w:rPr>
-        <w:t>2</w:t>
-      </w:r>
-      <w:r>
-        <w:rPr>
-          <w:rFonts w:ascii="SB Sans Text Semibold" w:hAnsi="SB Sans Text Semibold" w:cs="SB Sans Text Semibold"/>
-          <w:color w:val="000000" w:themeColor="text1"/>
+          <w:lang w:val="en-US"/>
         </w:rPr>
         <w:t>}</w:t>
       </w:r>
@@ -189,8 +188,93 @@
         <w:rPr>
           <w:rFonts w:ascii="SB Sans Text Semibold" w:hAnsi="SB Sans Text Semibold" w:cs="SB Sans Text Semibold"/>
           <w:color w:val="000000" w:themeColor="text1"/>
+          <w:lang w:val="en-US"/>
+        </w:rPr>
+      </w:pPr>
+      <w:r>
+        <w:rPr>
+          <w:rFonts w:ascii="SB Sans Text Semibold" w:hAnsi="SB Sans Text Semibold" w:cs="SB Sans Text Semibold"/>
+          <w:color w:val="000000" w:themeColor="text1"/>
+        </w:rPr>
+        <w:t>УПРАВЛЕНИЕ</w:t>
+      </w:r>
+      <w:r>
+        <w:rPr>
+          <w:rFonts w:ascii="SB Sans Text Semibold" w:hAnsi="SB Sans Text Semibold" w:cs="SB Sans Text Semibold"/>
+          <w:color w:val="000000" w:themeColor="text1"/>
+          <w:lang w:val="en-US"/>
+        </w:rPr>
+        <w:t xml:space="preserve"> </w:t>
+      </w:r>
+      <w:r>
+        <w:rPr>
+          <w:rFonts w:ascii="SB Sans Text Semibold" w:hAnsi="SB Sans Text Semibold" w:cs="SB Sans Text Semibold"/>
+          <w:color w:val="000000" w:themeColor="text1"/>
+        </w:rPr>
+        <w:t>ВНУТРЕННЕГО</w:t>
+      </w:r>
+      <w:r>
+        <w:rPr>
+          <w:rFonts w:ascii="SB Sans Text Semibold" w:hAnsi="SB Sans Text Semibold" w:cs="SB Sans Text Semibold"/>
+          <w:color w:val="000000" w:themeColor="text1"/>
+          <w:lang w:val="en-US"/>
+        </w:rPr>
+        <w:t xml:space="preserve"> </w:t>
+      </w:r>
+      <w:r>
+        <w:rPr>
+          <w:rFonts w:ascii="SB Sans Text Semibold" w:hAnsi="SB Sans Text Semibold" w:cs="SB Sans Text Semibold"/>
+          <w:color w:val="000000" w:themeColor="text1"/>
+        </w:rPr>
+        <w:t>АУДИТА</w:t>
+      </w:r>
+      <w:r>
+        <w:rPr>
+          <w:rFonts w:ascii="SB Sans Text Semibold" w:hAnsi="SB Sans Text Semibold" w:cs="SB Sans Text Semibold"/>
+          <w:color w:val="000000" w:themeColor="text1"/>
+          <w:lang w:val="en-US"/>
+        </w:rPr>
+        <w:t xml:space="preserve"> </w:t>
+      </w:r>
+      <w:r>
+        <w:rPr>
+          <w:rFonts w:ascii="SB Sans Text Semibold" w:hAnsi="SB Sans Text Semibold" w:cs="SB Sans Text Semibold"/>
+          <w:color w:val="000000" w:themeColor="text1"/>
+          <w:lang w:val="en-US"/>
+        </w:rPr>
+        <w:t>{#</w:t>
+      </w:r>
+      <w:proofErr w:type="gramStart"/>
+      <w:r>
+        <w:rPr>
+          <w:rFonts w:ascii="SB Sans Text Semibold" w:hAnsi="SB Sans Text Semibold" w:cs="SB Sans Text Semibold"/>
+          <w:color w:val="000000" w:themeColor="text1"/>
+          <w:lang w:val="en-US"/>
+        </w:rPr>
+        <w:t>showTB}{</w:t>
+      </w:r>
+      <w:proofErr w:type="gramEnd"/>
+      <w:r>
+        <w:rPr>
+          <w:rFonts w:ascii="SB Sans Text Semibold" w:hAnsi="SB Sans Text Semibold" w:cs="SB Sans Text Semibold"/>
+          <w:color w:val="000000" w:themeColor="text1"/>
+          <w:lang w:val="en-US"/>
+        </w:rPr>
+        <w:t>TB_full_name2}{/showTB}</w:t>
+      </w:r>
+    </w:p>
+    <w:p>
+      <w:pPr>
+        <w:widowControl w:val="0"/>
+        <w:overflowPunct w:val="0"/>
+        <w:adjustRightInd w:val="0"/>
+        <w:spacing w:line="214" w:lineRule="auto"/>
+        <w:rPr>
+          <w:rFonts w:ascii="SB Sans Text Semibold" w:hAnsi="SB Sans Text Semibold" w:cs="SB Sans Text Semibold"/>
+          <w:color w:val="000000" w:themeColor="text1"/>
           <w:sz w:val="20"/>
           <w:szCs w:val="20"/>
+          <w:lang w:val="en-US"/>
         </w:rPr>
       </w:pPr>
     </w:p>
@@ -807,72 +891,26 @@
     <w:p>
       <w:pPr>
         <w:pStyle w:val="a8"/>
-        <w:numPr>
-          <w:ilvl w:val="0"/>
-          <w:numId w:val="11"/>
-        </w:numPr>
         <w:tabs>
           <w:tab w:val="left" w:pos="993"/>
         </w:tabs>
         <w:spacing w:after="120" w:line="276" w:lineRule="auto"/>
-        <w:ind w:left="0" w:firstLine="709"/>
+        <w:ind w:left="709"/>
         <w:contextualSpacing w:val="0"/>
         <w:jc w:val="both"/>
         <w:rPr>
           <w:rFonts w:ascii="Times New Roman" w:hAnsi="Times New Roman"/>
-          <w:i/>
-          <w:color w:val="000000" w:themeColor="text1"/>
-        </w:rPr>
-      </w:pPr>
-      <w:r>
-        <w:rPr>
-          <w:rFonts w:ascii="Times New Roman" w:hAnsi="Times New Roman"/>
-          <w:bCs/>
-          <w:color w:val="000000" w:themeColor="text1"/>
-        </w:rPr>
-        <w:t xml:space="preserve">Направить Акт с результатами проверки на ознакомление в подразделения центрального аппарата/территориального банка в срок до </w:t>
-      </w:r>
-      <w:r>
-        <w:rPr>
-          <w:rFonts w:ascii="Times New Roman" w:hAnsi="Times New Roman"/>
-          <w:bCs/>
-          <w:color w:val="000000" w:themeColor="text1"/>
-        </w:rPr>
-        <w:t>{</w:t>
-      </w:r>
-      <w:proofErr w:type="spellStart"/>
-      <w:r>
-        <w:rPr>
-          <w:rFonts w:ascii="Times New Roman" w:hAnsi="Times New Roman"/>
-          <w:bCs/>
-          <w:color w:val="000000" w:themeColor="text1"/>
-        </w:rPr>
-        <w:t>act</w:t>
-      </w:r>
-      <w:r>
-        <w:rPr>
-          <w:rFonts w:ascii="Times New Roman" w:hAnsi="Times New Roman"/>
-          <w:bCs/>
-          <w:color w:val="000000" w:themeColor="text1"/>
-        </w:rPr>
-        <w:t>_date</w:t>
-      </w:r>
-      <w:proofErr w:type="spellEnd"/>
-      <w:r>
-        <w:rPr>
-          <w:rFonts w:ascii="Times New Roman" w:hAnsi="Times New Roman"/>
-          <w:bCs/>
-          <w:color w:val="000000" w:themeColor="text1"/>
-        </w:rPr>
-        <w:t>}</w:t>
-      </w:r>
-      <w:r>
-        <w:rPr>
-          <w:rFonts w:ascii="Times New Roman" w:hAnsi="Times New Roman"/>
-          <w:bCs/>
-          <w:color w:val="000000" w:themeColor="text1"/>
-        </w:rPr>
-        <w:t>.</w:t>
+          <w:iCs/>
+          <w:color w:val="000000" w:themeColor="text1"/>
+        </w:rPr>
+      </w:pPr>
+      <w:r>
+        <w:rPr>
+          <w:rFonts w:ascii="Times New Roman" w:hAnsi="Times New Roman"/>
+          <w:iCs/>
+          <w:color w:val="000000" w:themeColor="text1"/>
+        </w:rPr>
+        <w:t>{#act_date}</w:t>
       </w:r>
     </w:p>
     <w:p>
@@ -898,13 +936,15 @@
       <w:r>
         <w:rPr>
           <w:rFonts w:ascii="Times New Roman" w:hAnsi="Times New Roman"/>
-          <w:color w:val="000000" w:themeColor="text1"/>
-        </w:rPr>
-        <w:t xml:space="preserve">Завершить </w:t>
-      </w:r>
-      <w:r>
-        <w:rPr>
-          <w:rFonts w:ascii="Times New Roman" w:hAnsi="Times New Roman"/>
+          <w:bCs/>
+          <w:color w:val="000000" w:themeColor="text1"/>
+        </w:rPr>
+        <w:t xml:space="preserve">Направить Акт с результатами проверки на ознакомление в подразделения центрального аппарата/территориального банка в срок до </w:t>
+      </w:r>
+      <w:r>
+        <w:rPr>
+          <w:rFonts w:ascii="Times New Roman" w:hAnsi="Times New Roman"/>
+          <w:bCs/>
           <w:color w:val="000000" w:themeColor="text1"/>
         </w:rPr>
         <w:t>{</w:t>
@@ -913,22 +953,24 @@
       <w:r>
         <w:rPr>
           <w:rFonts w:ascii="Times New Roman" w:hAnsi="Times New Roman"/>
-          <w:color w:val="000000" w:themeColor="text1"/>
-          <w:lang w:val="en-US"/>
-        </w:rPr>
-        <w:t>pv</w:t>
+          <w:bCs/>
+          <w:color w:val="000000" w:themeColor="text1"/>
+        </w:rPr>
+        <w:t>act</w:t>
+      </w:r>
+      <w:r>
+        <w:rPr>
+          <w:rFonts w:ascii="Times New Roman" w:hAnsi="Times New Roman"/>
+          <w:bCs/>
+          <w:color w:val="000000" w:themeColor="text1"/>
+        </w:rPr>
+        <w:t>_date</w:t>
       </w:r>
       <w:proofErr w:type="spellEnd"/>
       <w:r>
         <w:rPr>
           <w:rFonts w:ascii="Times New Roman" w:hAnsi="Times New Roman"/>
-          <w:color w:val="000000" w:themeColor="text1"/>
-        </w:rPr>
-        <w:t>11</w:t>
-      </w:r>
-      <w:r>
-        <w:rPr>
-          <w:rFonts w:ascii="Times New Roman" w:hAnsi="Times New Roman"/>
+          <w:bCs/>
           <w:color w:val="000000" w:themeColor="text1"/>
         </w:rPr>
         <w:t>}</w:t>
@@ -936,42 +978,53 @@
       <w:r>
         <w:rPr>
           <w:rFonts w:ascii="Times New Roman" w:hAnsi="Times New Roman"/>
-          <w:color w:val="000000" w:themeColor="text1"/>
-        </w:rPr>
-        <w:t xml:space="preserve"> в срок до </w:t>
-      </w:r>
-      <w:r>
-        <w:rPr>
-          <w:rFonts w:ascii="Times New Roman" w:hAnsi="Times New Roman"/>
-          <w:bCs/>
-          <w:color w:val="000000" w:themeColor="text1"/>
-        </w:rPr>
-        <w:t>{</w:t>
+          <w:bCs/>
+          <w:color w:val="000000" w:themeColor="text1"/>
+        </w:rPr>
+        <w:t>.</w:t>
+      </w:r>
+    </w:p>
+    <w:p>
+      <w:pPr>
+        <w:pStyle w:val="a8"/>
+        <w:tabs>
+          <w:tab w:val="left" w:pos="993"/>
+        </w:tabs>
+        <w:spacing w:after="120" w:line="276" w:lineRule="auto"/>
+        <w:ind w:left="709"/>
+        <w:contextualSpacing w:val="0"/>
+        <w:jc w:val="both"/>
+        <w:rPr>
+          <w:rFonts w:ascii="Times New Roman" w:hAnsi="Times New Roman"/>
+          <w:iCs/>
+          <w:color w:val="000000" w:themeColor="text1"/>
+        </w:rPr>
+      </w:pPr>
+      <w:r>
+        <w:rPr>
+          <w:rFonts w:ascii="Times New Roman" w:hAnsi="Times New Roman"/>
+          <w:iCs/>
+          <w:color w:val="000000" w:themeColor="text1"/>
+        </w:rPr>
+        <w:t>{/</w:t>
       </w:r>
       <w:proofErr w:type="spellStart"/>
       <w:r>
         <w:rPr>
           <w:rFonts w:ascii="Times New Roman" w:hAnsi="Times New Roman"/>
-          <w:bCs/>
-          <w:color w:val="000000" w:themeColor="text1"/>
-        </w:rPr>
-        <w:t>end_date</w:t>
+          <w:iCs/>
+          <w:color w:val="000000" w:themeColor="text1"/>
+        </w:rPr>
+        <w:t>act_date</w:t>
       </w:r>
       <w:proofErr w:type="spellEnd"/>
       <w:r>
         <w:rPr>
           <w:rFonts w:ascii="Times New Roman" w:hAnsi="Times New Roman"/>
-          <w:bCs/>
+          <w:iCs/>
           <w:color w:val="000000" w:themeColor="text1"/>
         </w:rPr>
         <w:t>}</w:t>
-      </w:r>
-      <w:r>
-        <w:rPr>
-          <w:rFonts w:ascii="Times New Roman" w:hAnsi="Times New Roman"/>
-          <w:color w:val="000000" w:themeColor="text1"/>
-        </w:rPr>
-        <w:t>.</w:t>
       </w:r>
     </w:p>
     <w:p>
@@ -997,6 +1050,130 @@
       <w:r>
         <w:rPr>
           <w:rFonts w:ascii="Times New Roman" w:hAnsi="Times New Roman"/>
+          <w:color w:val="000000" w:themeColor="text1"/>
+        </w:rPr>
+        <w:t xml:space="preserve">Завершить </w:t>
+      </w:r>
+      <w:r>
+        <w:rPr>
+          <w:rFonts w:ascii="Times New Roman" w:hAnsi="Times New Roman"/>
+          <w:color w:val="000000" w:themeColor="text1"/>
+        </w:rPr>
+        <w:t>{</w:t>
+      </w:r>
+      <w:proofErr w:type="spellStart"/>
+      <w:r>
+        <w:rPr>
+          <w:rFonts w:ascii="Times New Roman" w:hAnsi="Times New Roman"/>
+          <w:color w:val="000000" w:themeColor="text1"/>
+          <w:lang w:val="en-US"/>
+        </w:rPr>
+        <w:t>pv</w:t>
+      </w:r>
+      <w:proofErr w:type="spellEnd"/>
+      <w:r>
+        <w:rPr>
+          <w:rFonts w:ascii="Times New Roman" w:hAnsi="Times New Roman"/>
+          <w:color w:val="000000" w:themeColor="text1"/>
+        </w:rPr>
+        <w:t>11</w:t>
+      </w:r>
+      <w:r>
+        <w:rPr>
+          <w:rFonts w:ascii="Times New Roman" w:hAnsi="Times New Roman"/>
+          <w:color w:val="000000" w:themeColor="text1"/>
+        </w:rPr>
+        <w:t>}</w:t>
+      </w:r>
+      <w:r>
+        <w:rPr>
+          <w:rFonts w:ascii="Times New Roman" w:hAnsi="Times New Roman"/>
+          <w:color w:val="000000" w:themeColor="text1"/>
+        </w:rPr>
+        <w:t xml:space="preserve"> в срок до </w:t>
+      </w:r>
+      <w:r>
+        <w:rPr>
+          <w:rFonts w:ascii="Times New Roman" w:hAnsi="Times New Roman"/>
+          <w:bCs/>
+          <w:color w:val="000000" w:themeColor="text1"/>
+        </w:rPr>
+        <w:t>{</w:t>
+      </w:r>
+      <w:proofErr w:type="spellStart"/>
+      <w:r>
+        <w:rPr>
+          <w:rFonts w:ascii="Times New Roman" w:hAnsi="Times New Roman"/>
+          <w:bCs/>
+          <w:color w:val="000000" w:themeColor="text1"/>
+        </w:rPr>
+        <w:t>end_date</w:t>
+      </w:r>
+      <w:proofErr w:type="spellEnd"/>
+      <w:r>
+        <w:rPr>
+          <w:rFonts w:ascii="Times New Roman" w:hAnsi="Times New Roman"/>
+          <w:bCs/>
+          <w:color w:val="000000" w:themeColor="text1"/>
+        </w:rPr>
+        <w:t>}</w:t>
+      </w:r>
+      <w:r>
+        <w:rPr>
+          <w:rFonts w:ascii="Times New Roman" w:hAnsi="Times New Roman"/>
+          <w:color w:val="000000" w:themeColor="text1"/>
+        </w:rPr>
+        <w:t>.</w:t>
+      </w:r>
+    </w:p>
+    <w:p>
+      <w:pPr>
+        <w:pStyle w:val="a8"/>
+        <w:tabs>
+          <w:tab w:val="left" w:pos="993"/>
+        </w:tabs>
+        <w:spacing w:after="120" w:line="276" w:lineRule="auto"/>
+        <w:ind w:left="709"/>
+        <w:contextualSpacing w:val="0"/>
+        <w:jc w:val="both"/>
+        <w:rPr>
+          <w:rFonts w:ascii="Times New Roman" w:hAnsi="Times New Roman"/>
+          <w:iCs/>
+          <w:color w:val="000000" w:themeColor="text1"/>
+        </w:rPr>
+      </w:pPr>
+      <w:r>
+        <w:rPr>
+          <w:rFonts w:ascii="Times New Roman" w:hAnsi="Times New Roman"/>
+          <w:iCs/>
+          <w:color w:val="000000" w:themeColor="text1"/>
+        </w:rPr>
+        <w:t>{#showLinkApp1}</w:t>
+      </w:r>
+    </w:p>
+    <w:p>
+      <w:pPr>
+        <w:pStyle w:val="a8"/>
+        <w:numPr>
+          <w:ilvl w:val="0"/>
+          <w:numId w:val="11"/>
+        </w:numPr>
+        <w:tabs>
+          <w:tab w:val="left" w:pos="993"/>
+        </w:tabs>
+        <w:spacing w:after="120" w:line="276" w:lineRule="auto"/>
+        <w:ind w:left="0" w:firstLine="709"/>
+        <w:contextualSpacing w:val="0"/>
+        <w:jc w:val="both"/>
+        <w:rPr>
+          <w:rFonts w:ascii="Times New Roman" w:hAnsi="Times New Roman"/>
+          <w:i/>
+          <w:color w:val="000000" w:themeColor="text1"/>
+        </w:rPr>
+      </w:pPr>
+      <w:r>
+        <w:rPr>
+          <w:rFonts w:ascii="Times New Roman" w:hAnsi="Times New Roman"/>
           <w:bCs/>
           <w:color w:val="000000" w:themeColor="text1"/>
         </w:rPr>
@@ -1055,6 +1232,56 @@
           <w:color w:val="000000" w:themeColor="text1"/>
         </w:rPr>
         <w:t xml:space="preserve"> к настоящему Распоряжению.</w:t>
+      </w:r>
+    </w:p>
+    <w:p>
+      <w:pPr>
+        <w:pStyle w:val="a8"/>
+        <w:tabs>
+          <w:tab w:val="left" w:pos="993"/>
+        </w:tabs>
+        <w:spacing w:after="120" w:line="276" w:lineRule="auto"/>
+        <w:ind w:left="709"/>
+        <w:contextualSpacing w:val="0"/>
+        <w:jc w:val="both"/>
+        <w:rPr>
+          <w:rFonts w:ascii="Times New Roman" w:hAnsi="Times New Roman"/>
+          <w:iCs/>
+          <w:color w:val="000000" w:themeColor="text1"/>
+        </w:rPr>
+      </w:pPr>
+      <w:r>
+        <w:rPr>
+          <w:rFonts w:ascii="Times New Roman" w:hAnsi="Times New Roman"/>
+          <w:iCs/>
+          <w:color w:val="000000" w:themeColor="text1"/>
+        </w:rPr>
+        <w:t>{/showLinkApp1}</w:t>
+      </w:r>
+    </w:p>
+    <w:p>
+      <w:pPr>
+        <w:pStyle w:val="a8"/>
+        <w:tabs>
+          <w:tab w:val="left" w:pos="993"/>
+        </w:tabs>
+        <w:spacing w:after="120" w:line="276" w:lineRule="auto"/>
+        <w:ind w:left="709"/>
+        <w:contextualSpacing w:val="0"/>
+        <w:jc w:val="both"/>
+        <w:rPr>
+          <w:rFonts w:ascii="Times New Roman" w:hAnsi="Times New Roman"/>
+          <w:iCs/>
+          <w:color w:val="000000" w:themeColor="text1"/>
+        </w:rPr>
+      </w:pPr>
+      <w:r>
+        <w:rPr>
+          <w:rFonts w:ascii="Times New Roman" w:hAnsi="Times New Roman"/>
+          <w:iCs/>
+          <w:color w:val="000000" w:themeColor="text1"/>
+        </w:rPr>
+        <w:t>{#showLinkApp2}</w:t>
       </w:r>
     </w:p>
     <w:p>
@@ -1253,6 +1480,88 @@
     <w:p>
       <w:pPr>
         <w:pStyle w:val="a8"/>
+        <w:tabs>
+          <w:tab w:val="left" w:pos="993"/>
+        </w:tabs>
+        <w:spacing w:before="120" w:after="120" w:line="276" w:lineRule="auto"/>
+        <w:ind w:left="709"/>
+        <w:jc w:val="both"/>
+        <w:rPr>
+          <w:rFonts w:ascii="Times New Roman" w:hAnsi="Times New Roman"/>
+          <w:bCs/>
+          <w:color w:val="000000" w:themeColor="text1"/>
+        </w:rPr>
+      </w:pPr>
+      <w:r>
+        <w:rPr>
+          <w:rFonts w:ascii="Times New Roman" w:hAnsi="Times New Roman"/>
+          <w:bCs/>
+          <w:color w:val="000000" w:themeColor="text1"/>
+        </w:rPr>
+        <w:t>{</w:t>
+      </w:r>
+      <w:r>
+        <w:rPr>
+          <w:rFonts w:ascii="Times New Roman" w:hAnsi="Times New Roman"/>
+          <w:bCs/>
+          <w:color w:val="000000" w:themeColor="text1"/>
+          <w:lang w:val="en-US"/>
+        </w:rPr>
+        <w:t>/</w:t>
+      </w:r>
+      <w:r>
+        <w:rPr>
+          <w:rFonts w:ascii="Times New Roman" w:hAnsi="Times New Roman"/>
+          <w:bCs/>
+          <w:color w:val="000000" w:themeColor="text1"/>
+        </w:rPr>
+        <w:t>showLinkApp2}</w:t>
+      </w:r>
+    </w:p>
+    <w:p>
+      <w:pPr>
+        <w:pStyle w:val="a8"/>
+        <w:tabs>
+          <w:tab w:val="left" w:pos="993"/>
+        </w:tabs>
+        <w:spacing w:before="120" w:after="120" w:line="276" w:lineRule="auto"/>
+        <w:ind w:left="709"/>
+        <w:jc w:val="both"/>
+        <w:rPr>
+          <w:rFonts w:ascii="Times New Roman" w:hAnsi="Times New Roman"/>
+          <w:bCs/>
+          <w:color w:val="000000" w:themeColor="text1"/>
+        </w:rPr>
+      </w:pPr>
+      <w:r>
+        <w:rPr>
+          <w:rFonts w:ascii="Times New Roman" w:hAnsi="Times New Roman"/>
+          <w:bCs/>
+          <w:color w:val="000000" w:themeColor="text1"/>
+        </w:rPr>
+        <w:t>{#showLinkApp</w:t>
+      </w:r>
+      <w:r>
+        <w:rPr>
+          <w:rFonts w:ascii="Times New Roman" w:hAnsi="Times New Roman"/>
+          <w:bCs/>
+          <w:color w:val="000000" w:themeColor="text1"/>
+          <w:lang w:val="en-US"/>
+        </w:rPr>
+        <w:t>3</w:t>
+      </w:r>
+      <w:r>
+        <w:rPr>
+          <w:rFonts w:ascii="Times New Roman" w:hAnsi="Times New Roman"/>
+          <w:bCs/>
+          <w:color w:val="000000" w:themeColor="text1"/>
+        </w:rPr>
+        <w:t>}</w:t>
+      </w:r>
+    </w:p>
+    <w:p>
+      <w:pPr>
+        <w:pStyle w:val="a8"/>
         <w:numPr>
           <w:ilvl w:val="0"/>
           <w:numId w:val="11"/>
@@ -1458,6 +1767,107 @@
           <w:color w:val="000000" w:themeColor="text1"/>
         </w:rPr>
         <w:t>).</w:t>
+      </w:r>
+    </w:p>
+    <w:p>
+      <w:pPr>
+        <w:pStyle w:val="a8"/>
+        <w:tabs>
+          <w:tab w:val="left" w:pos="993"/>
+        </w:tabs>
+        <w:spacing w:before="120" w:after="120" w:line="276" w:lineRule="auto"/>
+        <w:ind w:left="709"/>
+        <w:jc w:val="both"/>
+        <w:rPr>
+          <w:rFonts w:ascii="Times New Roman" w:hAnsi="Times New Roman"/>
+          <w:bCs/>
+          <w:color w:val="000000" w:themeColor="text1"/>
+        </w:rPr>
+      </w:pPr>
+      <w:r>
+        <w:rPr>
+          <w:rFonts w:ascii="Times New Roman" w:hAnsi="Times New Roman"/>
+          <w:bCs/>
+          <w:color w:val="000000" w:themeColor="text1"/>
+        </w:rPr>
+        <w:t>{</w:t>
+      </w:r>
+      <w:r>
+        <w:rPr>
+          <w:rFonts w:ascii="Times New Roman" w:hAnsi="Times New Roman"/>
+          <w:bCs/>
+          <w:color w:val="000000" w:themeColor="text1"/>
+          <w:lang w:val="en-US"/>
+        </w:rPr>
+        <w:t>/</w:t>
+      </w:r>
+      <w:proofErr w:type="spellStart"/>
+      <w:r>
+        <w:rPr>
+          <w:rFonts w:ascii="Times New Roman" w:hAnsi="Times New Roman"/>
+          <w:bCs/>
+          <w:color w:val="000000" w:themeColor="text1"/>
+        </w:rPr>
+        <w:t>showLinkApp</w:t>
+      </w:r>
+      <w:proofErr w:type="spellEnd"/>
+      <w:r>
+        <w:rPr>
+          <w:rFonts w:ascii="Times New Roman" w:hAnsi="Times New Roman"/>
+          <w:bCs/>
+          <w:color w:val="000000" w:themeColor="text1"/>
+          <w:lang w:val="en-US"/>
+        </w:rPr>
+        <w:t>3</w:t>
+      </w:r>
+      <w:r>
+        <w:rPr>
+          <w:rFonts w:ascii="Times New Roman" w:hAnsi="Times New Roman"/>
+          <w:bCs/>
+          <w:color w:val="000000" w:themeColor="text1"/>
+        </w:rPr>
+        <w:t>}</w:t>
+      </w:r>
+    </w:p>
+    <w:p>
+      <w:pPr>
+        <w:pStyle w:val="a8"/>
+        <w:tabs>
+          <w:tab w:val="left" w:pos="993"/>
+        </w:tabs>
+        <w:spacing w:before="120" w:after="120" w:line="276" w:lineRule="auto"/>
+        <w:ind w:left="709"/>
+        <w:jc w:val="both"/>
+        <w:rPr>
+          <w:rFonts w:ascii="Times New Roman" w:hAnsi="Times New Roman"/>
+          <w:bCs/>
+          <w:color w:val="000000" w:themeColor="text1"/>
+        </w:rPr>
+      </w:pPr>
+      <w:r>
+        <w:rPr>
+          <w:rFonts w:ascii="Times New Roman" w:hAnsi="Times New Roman"/>
+          <w:bCs/>
+          <w:color w:val="000000" w:themeColor="text1"/>
+        </w:rPr>
+        <w:t>{#showLinkApp</w:t>
+      </w:r>
+      <w:r>
+        <w:rPr>
+          <w:rFonts w:ascii="Times New Roman" w:hAnsi="Times New Roman"/>
+          <w:bCs/>
+          <w:color w:val="000000" w:themeColor="text1"/>
+          <w:lang w:val="en-US"/>
+        </w:rPr>
+        <w:t>4</w:t>
+      </w:r>
+      <w:r>
+        <w:rPr>
+          <w:rFonts w:ascii="Times New Roman" w:hAnsi="Times New Roman"/>
+          <w:bCs/>
+          <w:color w:val="000000" w:themeColor="text1"/>
+        </w:rPr>
+        <w:t>}</w:t>
       </w:r>
     </w:p>
     <w:p>
@@ -1494,7 +1904,16 @@
           <w:bCs/>
           <w:color w:val="000000" w:themeColor="text1"/>
         </w:rPr>
-        <w:t>о проверяемому направлению, в том числе</w:t>
+        <w:t xml:space="preserve">о проверяемому направлению, в том </w:t>
+      </w:r>
+      <w:r>
+        <w:rPr>
+          <w:rFonts w:ascii="Times New Roman" w:hAnsi="Times New Roman"/>
+          <w:bCs/>
+          <w:color w:val="000000" w:themeColor="text1"/>
+        </w:rPr>
+        <w:lastRenderedPageBreak/>
+        <w:t>числе</w:t>
       </w:r>
       <w:r>
         <w:rPr>
@@ -1598,6 +2017,67 @@
           <w:color w:val="000000" w:themeColor="text1"/>
         </w:rPr>
         <w:t>).</w:t>
+      </w:r>
+    </w:p>
+    <w:p>
+      <w:pPr>
+        <w:pStyle w:val="a8"/>
+        <w:tabs>
+          <w:tab w:val="left" w:pos="993"/>
+        </w:tabs>
+        <w:spacing w:before="120" w:after="120" w:line="276" w:lineRule="auto"/>
+        <w:ind w:left="709"/>
+        <w:contextualSpacing w:val="0"/>
+        <w:jc w:val="both"/>
+        <w:rPr>
+          <w:rFonts w:ascii="Times New Roman" w:hAnsi="Times New Roman"/>
+          <w:bCs/>
+          <w:color w:val="000000" w:themeColor="text1"/>
+        </w:rPr>
+      </w:pPr>
+      <w:r>
+        <w:rPr>
+          <w:rFonts w:ascii="Times New Roman" w:hAnsi="Times New Roman"/>
+          <w:bCs/>
+          <w:color w:val="000000" w:themeColor="text1"/>
+        </w:rPr>
+        <w:t>{</w:t>
+      </w:r>
+      <w:r>
+        <w:rPr>
+          <w:rFonts w:ascii="Times New Roman" w:hAnsi="Times New Roman"/>
+          <w:bCs/>
+          <w:color w:val="000000" w:themeColor="text1"/>
+          <w:lang w:val="en-US"/>
+        </w:rPr>
+        <w:t>/</w:t>
+      </w:r>
+      <w:proofErr w:type="spellStart"/>
+      <w:r>
+        <w:rPr>
+          <w:rFonts w:ascii="Times New Roman" w:hAnsi="Times New Roman"/>
+          <w:bCs/>
+          <w:color w:val="000000" w:themeColor="text1"/>
+        </w:rPr>
+        <w:t>showLinkApp</w:t>
+      </w:r>
+      <w:proofErr w:type="spellEnd"/>
+      <w:r>
+        <w:rPr>
+          <w:rFonts w:ascii="Times New Roman" w:hAnsi="Times New Roman"/>
+          <w:bCs/>
+          <w:color w:val="000000" w:themeColor="text1"/>
+          <w:lang w:val="en-US"/>
+        </w:rPr>
+        <w:t>4</w:t>
+      </w:r>
+      <w:r>
+        <w:rPr>
+          <w:rFonts w:ascii="Times New Roman" w:hAnsi="Times New Roman"/>
+          <w:bCs/>
+          <w:color w:val="000000" w:themeColor="text1"/>
+        </w:rPr>
+        <w:t>}</w:t>
       </w:r>
     </w:p>
     <w:p>
@@ -1934,7 +2414,38 @@
           <w:b/>
         </w:rPr>
         <w:lastRenderedPageBreak/>
-        <w:t xml:space="preserve">Приложение </w:t>
+        <w:t>{#showApp</w:t>
+      </w:r>
+      <w:proofErr w:type="gramStart"/>
+      <w:r>
+        <w:rPr>
+          <w:rFonts w:ascii="Times New Roman" w:hAnsi="Times New Roman"/>
+          <w:b/>
+        </w:rPr>
+        <w:t>1</w:t>
+      </w:r>
+      <w:r>
+        <w:rPr>
+          <w:rFonts w:ascii="Times New Roman" w:hAnsi="Times New Roman"/>
+          <w:b/>
+          <w:lang w:val="en-US"/>
+        </w:rPr>
+        <w:t>}</w:t>
+      </w:r>
+      <w:r>
+        <w:rPr>
+          <w:rFonts w:ascii="Times New Roman" w:hAnsi="Times New Roman"/>
+          <w:b/>
+        </w:rPr>
+        <w:t>Приложение</w:t>
+      </w:r>
+      <w:proofErr w:type="gramEnd"/>
+      <w:r>
+        <w:rPr>
+          <w:rFonts w:ascii="Times New Roman" w:hAnsi="Times New Roman"/>
+          <w:b/>
+        </w:rPr>
+        <w:t xml:space="preserve"> </w:t>
       </w:r>
       <w:r>
         <w:rPr>
@@ -2050,13 +2561,13 @@
         <w:tblLook w:val="04A0" w:firstRow="1" w:lastRow="0" w:firstColumn="1" w:lastColumn="0" w:noHBand="0" w:noVBand="1"/>
       </w:tblPr>
       <w:tblGrid>
-        <w:gridCol w:w="1029"/>
-        <w:gridCol w:w="3296"/>
-        <w:gridCol w:w="2392"/>
-        <w:gridCol w:w="2525"/>
-        <w:gridCol w:w="1833"/>
-        <w:gridCol w:w="1836"/>
-        <w:gridCol w:w="2393"/>
+        <w:gridCol w:w="2174"/>
+        <w:gridCol w:w="2849"/>
+        <w:gridCol w:w="2218"/>
+        <w:gridCol w:w="2246"/>
+        <w:gridCol w:w="1663"/>
+        <w:gridCol w:w="1767"/>
+        <w:gridCol w:w="2387"/>
       </w:tblGrid>
       <w:tr>
         <w:trPr>
@@ -2065,7 +2576,7 @@
         </w:trPr>
         <w:tc>
           <w:tcPr>
-            <w:tcW w:w="914" w:type="dxa"/>
+            <w:tcW w:w="2174" w:type="dxa"/>
             <w:shd w:val="clear" w:color="auto" w:fill="EDEDED" w:themeFill="accent3" w:themeFillTint="33"/>
             <w:vAlign w:val="center"/>
           </w:tcPr>
@@ -2086,7 +2597,7 @@
         </w:tc>
         <w:tc>
           <w:tcPr>
-            <w:tcW w:w="3334" w:type="dxa"/>
+            <w:tcW w:w="2849" w:type="dxa"/>
             <w:shd w:val="clear" w:color="auto" w:fill="EDEDED" w:themeFill="accent3" w:themeFillTint="33"/>
           </w:tcPr>
           <w:p>
@@ -2106,7 +2617,7 @@
         </w:tc>
         <w:tc>
           <w:tcPr>
-            <w:tcW w:w="2410" w:type="dxa"/>
+            <w:tcW w:w="2218" w:type="dxa"/>
             <w:shd w:val="clear" w:color="auto" w:fill="EDEDED" w:themeFill="accent3" w:themeFillTint="33"/>
           </w:tcPr>
           <w:p>
@@ -2126,7 +2637,7 @@
         </w:tc>
         <w:tc>
           <w:tcPr>
-            <w:tcW w:w="2551" w:type="dxa"/>
+            <w:tcW w:w="2246" w:type="dxa"/>
             <w:shd w:val="clear" w:color="auto" w:fill="EDEDED" w:themeFill="accent3" w:themeFillTint="33"/>
           </w:tcPr>
           <w:p>
@@ -2164,7 +2675,7 @@
         </w:tc>
         <w:tc>
           <w:tcPr>
-            <w:tcW w:w="1843" w:type="dxa"/>
+            <w:tcW w:w="1663" w:type="dxa"/>
             <w:shd w:val="clear" w:color="auto" w:fill="EDEDED" w:themeFill="accent3" w:themeFillTint="33"/>
           </w:tcPr>
           <w:p>
@@ -2184,7 +2695,7 @@
         </w:tc>
         <w:tc>
           <w:tcPr>
-            <w:tcW w:w="1843" w:type="dxa"/>
+            <w:tcW w:w="1767" w:type="dxa"/>
             <w:shd w:val="clear" w:color="auto" w:fill="EDEDED" w:themeFill="accent3" w:themeFillTint="33"/>
           </w:tcPr>
           <w:p>
@@ -2204,7 +2715,7 @@
         </w:tc>
         <w:tc>
           <w:tcPr>
-            <w:tcW w:w="2409" w:type="dxa"/>
+            <w:tcW w:w="2387" w:type="dxa"/>
             <w:shd w:val="clear" w:color="auto" w:fill="EDEDED" w:themeFill="accent3" w:themeFillTint="33"/>
           </w:tcPr>
           <w:p>
@@ -2226,32 +2737,7 @@
       <w:tr>
         <w:tc>
           <w:tcPr>
-            <w:tcW w:w="15304" w:type="dxa"/>
-            <w:gridSpan w:val="7"/>
-            <w:vAlign w:val="center"/>
-          </w:tcPr>
-          <w:p>
-            <w:pPr>
-              <w:jc w:val="center"/>
-              <w:rPr>
-                <w:color w:val="000000"/>
-                <w:lang w:val="en-US"/>
-              </w:rPr>
-            </w:pPr>
-            <w:r>
-              <w:rPr>
-                <w:color w:val="000000"/>
-                <w:lang w:val="en-US"/>
-              </w:rPr>
-              <w:t>{%tr for emp in employees %}</w:t>
-            </w:r>
-          </w:p>
-        </w:tc>
-      </w:tr>
-      <w:tr>
-        <w:tc>
-          <w:tcPr>
-            <w:tcW w:w="914" w:type="dxa"/>
+            <w:tcW w:w="2174" w:type="dxa"/>
             <w:shd w:val="clear" w:color="auto" w:fill="auto"/>
           </w:tcPr>
           <w:p>
@@ -2268,36 +2754,27 @@
                 <w:color w:val="000000"/>
                 <w:lang w:val="en-US"/>
               </w:rPr>
-              <w:t>{</w:t>
+              <w:t>{#employees}</w:t>
             </w:r>
             <w:r>
               <w:rPr>
                 <w:color w:val="000000"/>
                 <w:lang w:val="en-US"/>
               </w:rPr>
-              <w:t>emp .</w:t>
-            </w:r>
-            <w:proofErr w:type="spellStart"/>
+              <w:t>{</w:t>
+            </w:r>
             <w:r>
               <w:rPr>
                 <w:color w:val="000000"/>
                 <w:lang w:val="en-US"/>
               </w:rPr>
-              <w:t>i</w:t>
-            </w:r>
-            <w:proofErr w:type="spellEnd"/>
-            <w:r>
-              <w:rPr>
-                <w:color w:val="000000"/>
-                <w:lang w:val="en-US"/>
-              </w:rPr>
-              <w:t>}}</w:t>
+              <w:t>i}</w:t>
             </w:r>
           </w:p>
         </w:tc>
         <w:tc>
           <w:tcPr>
-            <w:tcW w:w="3334" w:type="dxa"/>
+            <w:tcW w:w="2849" w:type="dxa"/>
             <w:shd w:val="clear" w:color="auto" w:fill="auto"/>
           </w:tcPr>
           <w:p>
@@ -2311,15 +2788,6 @@
             <w:r>
               <w:t>{</w:t>
             </w:r>
-            <w:r>
-              <w:rPr>
-                <w:lang w:val="en-US"/>
-              </w:rPr>
-              <w:t>emp</w:t>
-            </w:r>
-            <w:r>
-              <w:t>.</w:t>
-            </w:r>
             <w:proofErr w:type="spellStart"/>
             <w:r>
               <w:rPr>
@@ -2335,7 +2803,7 @@
         </w:tc>
         <w:tc>
           <w:tcPr>
-            <w:tcW w:w="2410" w:type="dxa"/>
+            <w:tcW w:w="2218" w:type="dxa"/>
             <w:shd w:val="clear" w:color="auto" w:fill="auto"/>
           </w:tcPr>
           <w:p>
@@ -2352,14 +2820,12 @@
               </w:rPr>
               <w:t>{</w:t>
             </w:r>
-            <w:proofErr w:type="spellStart"/>
             <w:r>
               <w:rPr>
                 <w:lang w:val="en-US"/>
               </w:rPr>
-              <w:t>emp.title</w:t>
-            </w:r>
-            <w:proofErr w:type="spellEnd"/>
+              <w:t>title</w:t>
+            </w:r>
             <w:r>
               <w:rPr>
                 <w:lang w:val="en-US"/>
@@ -2370,7 +2836,7 @@
         </w:tc>
         <w:tc>
           <w:tcPr>
-            <w:tcW w:w="2551" w:type="dxa"/>
+            <w:tcW w:w="2246" w:type="dxa"/>
             <w:shd w:val="clear" w:color="auto" w:fill="auto"/>
           </w:tcPr>
           <w:p>
@@ -2387,31 +2853,23 @@
               </w:rPr>
               <w:t>{</w:t>
             </w:r>
-            <w:proofErr w:type="spellStart"/>
             <w:r>
               <w:rPr>
                 <w:lang w:val="en-US"/>
               </w:rPr>
-              <w:t>emp.t</w:t>
+              <w:t>t</w:t>
             </w:r>
             <w:r>
               <w:rPr>
                 <w:lang w:val="en-US"/>
               </w:rPr>
-              <w:t>b</w:t>
-            </w:r>
-            <w:proofErr w:type="spellEnd"/>
-            <w:r>
-              <w:rPr>
-                <w:lang w:val="en-US"/>
-              </w:rPr>
-              <w:t>}</w:t>
+              <w:t>b}</w:t>
             </w:r>
           </w:p>
         </w:tc>
         <w:tc>
           <w:tcPr>
-            <w:tcW w:w="1843" w:type="dxa"/>
+            <w:tcW w:w="1663" w:type="dxa"/>
             <w:shd w:val="clear" w:color="auto" w:fill="auto"/>
           </w:tcPr>
           <w:p>
@@ -2429,15 +2887,6 @@
               <w:rPr>
                 <w:lang w:val="en-US"/>
               </w:rPr>
-              <w:t>emp</w:t>
-            </w:r>
-            <w:r>
-              <w:t>.</w:t>
-            </w:r>
-            <w:r>
-              <w:rPr>
-                <w:lang w:val="en-US"/>
-              </w:rPr>
               <w:t>dep</w:t>
             </w:r>
             <w:r>
@@ -2447,7 +2896,7 @@
         </w:tc>
         <w:tc>
           <w:tcPr>
-            <w:tcW w:w="1843" w:type="dxa"/>
+            <w:tcW w:w="1767" w:type="dxa"/>
             <w:shd w:val="clear" w:color="auto" w:fill="auto"/>
           </w:tcPr>
           <w:p>
@@ -2459,22 +2908,7 @@
               </w:rPr>
             </w:pPr>
             <w:r>
-              <w:rPr>
-                <w:color w:val="000000" w:themeColor="text1"/>
-              </w:rPr>
-              <w:t xml:space="preserve"> </w:t>
-            </w:r>
-            <w:r>
               <w:t>{</w:t>
-            </w:r>
-            <w:r>
-              <w:rPr>
-                <w:lang w:val="en-US"/>
-              </w:rPr>
-              <w:t>emp</w:t>
-            </w:r>
-            <w:r>
-              <w:t>.</w:t>
             </w:r>
             <w:proofErr w:type="spellStart"/>
             <w:r>
@@ -2491,7 +2925,7 @@
         </w:tc>
         <w:tc>
           <w:tcPr>
-            <w:tcW w:w="2409" w:type="dxa"/>
+            <w:tcW w:w="2387" w:type="dxa"/>
           </w:tcPr>
           <w:p>
             <w:pPr>
@@ -2507,77 +2941,27 @@
                 <w:color w:val="000000" w:themeColor="text1"/>
                 <w:lang w:val="en-US"/>
               </w:rPr>
-              <w:t>{</w:t>
-            </w:r>
-            <w:proofErr w:type="spellStart"/>
-            <w:r>
-              <w:rPr>
-                <w:color w:val="000000" w:themeColor="text1"/>
-                <w:lang w:val="en-US"/>
-              </w:rPr>
-              <w:t>emp.action</w:t>
-            </w:r>
-            <w:proofErr w:type="spellEnd"/>
-            <w:r>
-              <w:rPr>
-                <w:color w:val="000000" w:themeColor="text1"/>
-                <w:lang w:val="en-US"/>
-              </w:rPr>
-              <w:t>}</w:t>
-            </w:r>
-          </w:p>
-        </w:tc>
-      </w:tr>
-      <w:tr>
-        <w:tc>
-          <w:tcPr>
-            <w:tcW w:w="12895" w:type="dxa"/>
-            <w:gridSpan w:val="6"/>
-          </w:tcPr>
-          <w:p>
-            <w:pPr>
-              <w:jc w:val="center"/>
-              <w:rPr>
-                <w:color w:val="000000" w:themeColor="text1"/>
-              </w:rPr>
-            </w:pPr>
+              <w:t>{action}</w:t>
+            </w:r>
+            <w:r>
+              <w:rPr>
+                <w:color w:val="000000"/>
+              </w:rPr>
+              <w:t>{/</w:t>
+            </w:r>
             <w:r>
               <w:rPr>
                 <w:color w:val="000000"/>
                 <w:lang w:val="en-US"/>
               </w:rPr>
-              <w:t xml:space="preserve">{%tr </w:t>
-            </w:r>
-            <w:proofErr w:type="spellStart"/>
+              <w:t>employees</w:t>
+            </w:r>
             <w:r>
               <w:rPr>
                 <w:color w:val="000000"/>
-                <w:lang w:val="en-US"/>
-              </w:rPr>
-              <w:t>endfor</w:t>
-            </w:r>
-            <w:proofErr w:type="spellEnd"/>
-            <w:r>
-              <w:rPr>
-                <w:color w:val="000000"/>
-                <w:lang w:val="en-US"/>
-              </w:rPr>
-              <w:t xml:space="preserve"> %}</w:t>
-            </w:r>
-          </w:p>
-        </w:tc>
-        <w:tc>
-          <w:tcPr>
-            <w:tcW w:w="2409" w:type="dxa"/>
-          </w:tcPr>
-          <w:p>
-            <w:pPr>
-              <w:jc w:val="center"/>
-              <w:rPr>
-                <w:color w:val="000000"/>
-                <w:lang w:val="en-US"/>
-              </w:rPr>
-            </w:pPr>
+              </w:rPr>
+              <w:t>}</w:t>
+            </w:r>
           </w:p>
         </w:tc>
       </w:tr>
@@ -2595,6 +2979,13 @@
           <w:rFonts w:ascii="Times New Roman" w:hAnsi="Times New Roman"/>
           <w:b/>
         </w:rPr>
+        <w:t>{/showApp1}</w:t>
+      </w:r>
+      <w:r>
+        <w:rPr>
+          <w:rFonts w:ascii="Times New Roman" w:hAnsi="Times New Roman"/>
+          <w:b/>
+        </w:rPr>
         <w:br w:type="page"/>
       </w:r>
     </w:p>
@@ -2613,7 +3004,30 @@
           <w:b/>
         </w:rPr>
         <w:lastRenderedPageBreak/>
-        <w:t xml:space="preserve">Приложение </w:t>
+        <w:t>{#showApp</w:t>
+      </w:r>
+      <w:proofErr w:type="gramStart"/>
+      <w:r>
+        <w:rPr>
+          <w:rFonts w:ascii="Times New Roman" w:hAnsi="Times New Roman"/>
+          <w:b/>
+        </w:rPr>
+        <w:t>2}</w:t>
+      </w:r>
+      <w:r>
+        <w:rPr>
+          <w:rFonts w:ascii="Times New Roman" w:hAnsi="Times New Roman"/>
+          <w:b/>
+        </w:rPr>
+        <w:t>Приложение</w:t>
+      </w:r>
+      <w:proofErr w:type="gramEnd"/>
+      <w:r>
+        <w:rPr>
+          <w:rFonts w:ascii="Times New Roman" w:hAnsi="Times New Roman"/>
+          <w:b/>
+        </w:rPr>
+        <w:t xml:space="preserve"> </w:t>
       </w:r>
       <w:r>
         <w:rPr>
@@ -2730,14 +3144,14 @@
         <w:tblLook w:val="04A0" w:firstRow="1" w:lastRow="0" w:firstColumn="1" w:lastColumn="0" w:noHBand="0" w:noVBand="1"/>
       </w:tblPr>
       <w:tblGrid>
-        <w:gridCol w:w="938"/>
-        <w:gridCol w:w="1440"/>
-        <w:gridCol w:w="2546"/>
-        <w:gridCol w:w="2254"/>
-        <w:gridCol w:w="818"/>
-        <w:gridCol w:w="1320"/>
-        <w:gridCol w:w="2901"/>
-        <w:gridCol w:w="2946"/>
+        <w:gridCol w:w="2145"/>
+        <w:gridCol w:w="1370"/>
+        <w:gridCol w:w="2262"/>
+        <w:gridCol w:w="2094"/>
+        <w:gridCol w:w="793"/>
+        <w:gridCol w:w="1249"/>
+        <w:gridCol w:w="2478"/>
+        <w:gridCol w:w="2772"/>
       </w:tblGrid>
       <w:tr>
         <w:trPr>
@@ -2747,7 +3161,7 @@
         </w:trPr>
         <w:tc>
           <w:tcPr>
-            <w:tcW w:w="6914" w:type="dxa"/>
+            <w:tcW w:w="7871" w:type="dxa"/>
             <w:gridSpan w:val="4"/>
             <w:tcBorders>
               <w:bottom w:val="single" w:sz="4" w:space="0" w:color="auto"/>
@@ -2771,7 +3185,7 @@
         </w:tc>
         <w:tc>
           <w:tcPr>
-            <w:tcW w:w="8249" w:type="dxa"/>
+            <w:tcW w:w="7292" w:type="dxa"/>
             <w:gridSpan w:val="4"/>
             <w:tcBorders>
               <w:bottom w:val="single" w:sz="4" w:space="0" w:color="auto"/>
@@ -2801,7 +3215,7 @@
         </w:trPr>
         <w:tc>
           <w:tcPr>
-            <w:tcW w:w="463" w:type="dxa"/>
+            <w:tcW w:w="2145" w:type="dxa"/>
             <w:tcBorders>
               <w:top w:val="single" w:sz="4" w:space="0" w:color="auto"/>
               <w:left w:val="single" w:sz="4" w:space="0" w:color="auto"/>
@@ -2828,7 +3242,7 @@
         </w:tc>
         <w:tc>
           <w:tcPr>
-            <w:tcW w:w="1210" w:type="dxa"/>
+            <w:tcW w:w="1370" w:type="dxa"/>
             <w:tcBorders>
               <w:top w:val="single" w:sz="4" w:space="0" w:color="auto"/>
               <w:left w:val="single" w:sz="4" w:space="0" w:color="auto"/>
@@ -2855,7 +3269,7 @@
         </w:tc>
         <w:tc>
           <w:tcPr>
-            <w:tcW w:w="2829" w:type="dxa"/>
+            <w:tcW w:w="2262" w:type="dxa"/>
             <w:tcBorders>
               <w:top w:val="single" w:sz="4" w:space="0" w:color="auto"/>
               <w:left w:val="single" w:sz="4" w:space="0" w:color="auto"/>
@@ -2882,7 +3296,7 @@
         </w:tc>
         <w:tc>
           <w:tcPr>
-            <w:tcW w:w="2412" w:type="dxa"/>
+            <w:tcW w:w="2094" w:type="dxa"/>
             <w:tcBorders>
               <w:top w:val="single" w:sz="4" w:space="0" w:color="auto"/>
               <w:left w:val="single" w:sz="4" w:space="0" w:color="auto"/>
@@ -2909,7 +3323,7 @@
         </w:tc>
         <w:tc>
           <w:tcPr>
-            <w:tcW w:w="463" w:type="dxa"/>
+            <w:tcW w:w="793" w:type="dxa"/>
             <w:tcBorders>
               <w:top w:val="single" w:sz="4" w:space="0" w:color="auto"/>
               <w:left w:val="single" w:sz="4" w:space="0" w:color="auto"/>
@@ -2936,7 +3350,7 @@
         </w:tc>
         <w:tc>
           <w:tcPr>
-            <w:tcW w:w="1090" w:type="dxa"/>
+            <w:tcW w:w="1249" w:type="dxa"/>
             <w:tcBorders>
               <w:top w:val="single" w:sz="4" w:space="0" w:color="auto"/>
               <w:left w:val="single" w:sz="4" w:space="0" w:color="auto"/>
@@ -2963,7 +3377,7 @@
         </w:tc>
         <w:tc>
           <w:tcPr>
-            <w:tcW w:w="3321" w:type="dxa"/>
+            <w:tcW w:w="2478" w:type="dxa"/>
             <w:tcBorders>
               <w:top w:val="single" w:sz="4" w:space="0" w:color="auto"/>
               <w:left w:val="single" w:sz="4" w:space="0" w:color="auto"/>
@@ -2990,7 +3404,7 @@
         </w:tc>
         <w:tc>
           <w:tcPr>
-            <w:tcW w:w="3375" w:type="dxa"/>
+            <w:tcW w:w="2772" w:type="dxa"/>
             <w:tcBorders>
               <w:top w:val="single" w:sz="4" w:space="0" w:color="auto"/>
               <w:left w:val="single" w:sz="4" w:space="0" w:color="auto"/>
@@ -3019,116 +3433,7 @@
       <w:tr>
         <w:tc>
           <w:tcPr>
-            <w:tcW w:w="15163" w:type="dxa"/>
-            <w:gridSpan w:val="8"/>
-            <w:tcBorders>
-              <w:top w:val="single" w:sz="4" w:space="0" w:color="auto"/>
-              <w:left w:val="single" w:sz="4" w:space="0" w:color="auto"/>
-              <w:bottom w:val="single" w:sz="4" w:space="0" w:color="auto"/>
-              <w:right w:val="single" w:sz="4" w:space="0" w:color="auto"/>
-            </w:tcBorders>
-            <w:vAlign w:val="center"/>
-          </w:tcPr>
-          <w:p>
-            <w:pPr>
-              <w:jc w:val="center"/>
-              <w:rPr>
-                <w:lang w:val="en-US"/>
-              </w:rPr>
-            </w:pPr>
-            <w:r>
-              <w:rPr>
-                <w:lang w:val="en-US"/>
-              </w:rPr>
-              <w:t xml:space="preserve">{%tr for p in </w:t>
-            </w:r>
-            <w:proofErr w:type="spellStart"/>
-            <w:r>
-              <w:rPr>
-                <w:lang w:val="en-US"/>
-              </w:rPr>
-              <w:t>processes</w:t>
-            </w:r>
-            <w:r>
-              <w:rPr>
-                <w:lang w:val="en-US"/>
-              </w:rPr>
-              <w:t>Added</w:t>
-            </w:r>
-            <w:proofErr w:type="spellEnd"/>
-            <w:r>
-              <w:rPr>
-                <w:lang w:val="en-US"/>
-              </w:rPr>
-              <w:t>%}</w:t>
-            </w:r>
-          </w:p>
-        </w:tc>
-      </w:tr>
-      <w:tr>
-        <w:tc>
-          <w:tcPr>
-            <w:tcW w:w="463" w:type="dxa"/>
-            <w:tcBorders>
-              <w:top w:val="single" w:sz="4" w:space="0" w:color="auto"/>
-              <w:left w:val="single" w:sz="4" w:space="0" w:color="auto"/>
-              <w:bottom w:val="single" w:sz="4" w:space="0" w:color="auto"/>
-              <w:right w:val="single" w:sz="4" w:space="0" w:color="auto"/>
-            </w:tcBorders>
-            <w:vAlign w:val="center"/>
-          </w:tcPr>
-          <w:p>
-            <w:pPr>
-              <w:suppressAutoHyphens/>
-              <w:contextualSpacing/>
-              <w:jc w:val="center"/>
-              <w:rPr>
-                <w:lang w:val="en-US"/>
-              </w:rPr>
-            </w:pPr>
-            <w:r>
-              <w:rPr>
-                <w:lang w:val="en-US"/>
-              </w:rPr>
-              <w:t>{</w:t>
-            </w:r>
-            <w:proofErr w:type="spellStart"/>
-            <w:r>
-              <w:rPr>
-                <w:lang w:val="en-US"/>
-              </w:rPr>
-              <w:t>p.</w:t>
-            </w:r>
-            <w:r>
-              <w:rPr>
-                <w:lang w:val="en-US"/>
-              </w:rPr>
-              <w:t>kp_</w:t>
-            </w:r>
-            <w:r>
-              <w:rPr>
-                <w:lang w:val="en-US"/>
-              </w:rPr>
-              <w:t>i</w:t>
-            </w:r>
-            <w:proofErr w:type="spellEnd"/>
-          </w:p>
-          <w:p>
-            <w:pPr>
-              <w:suppressAutoHyphens/>
-              <w:jc w:val="center"/>
-            </w:pPr>
-            <w:r>
-              <w:rPr>
-                <w:lang w:val="en-US"/>
-              </w:rPr>
-              <w:t>}}</w:t>
-            </w:r>
-          </w:p>
-        </w:tc>
-        <w:tc>
-          <w:tcPr>
-            <w:tcW w:w="1210" w:type="dxa"/>
+            <w:tcW w:w="2145" w:type="dxa"/>
             <w:tcBorders>
               <w:top w:val="single" w:sz="4" w:space="0" w:color="auto"/>
               <w:left w:val="single" w:sz="4" w:space="0" w:color="auto"/>
@@ -3143,33 +3448,28 @@
               <w:jc w:val="center"/>
             </w:pPr>
             <w:r>
-              <w:t>{</w:t>
-            </w:r>
-            <w:r>
               <w:rPr>
                 <w:lang w:val="en-US"/>
               </w:rPr>
-              <w:t>p</w:t>
-            </w:r>
-            <w:r>
-              <w:t>.</w:t>
-            </w:r>
-            <w:proofErr w:type="spellStart"/>
+              <w:t>{#processes}</w:t>
+            </w:r>
             <w:r>
               <w:rPr>
                 <w:lang w:val="en-US"/>
               </w:rPr>
-              <w:t>kp_code</w:t>
-            </w:r>
-            <w:proofErr w:type="spellEnd"/>
-            <w:r>
-              <w:t>}</w:t>
+              <w:t>{kp_</w:t>
+            </w:r>
+            <w:r>
+              <w:rPr>
+                <w:lang w:val="en-US"/>
+              </w:rPr>
+              <w:t>i}</w:t>
             </w:r>
           </w:p>
         </w:tc>
         <w:tc>
           <w:tcPr>
-            <w:tcW w:w="2829" w:type="dxa"/>
+            <w:tcW w:w="1370" w:type="dxa"/>
             <w:tcBorders>
               <w:top w:val="single" w:sz="4" w:space="0" w:color="auto"/>
               <w:left w:val="single" w:sz="4" w:space="0" w:color="auto"/>
@@ -3186,21 +3486,12 @@
             <w:r>
               <w:t>{</w:t>
             </w:r>
+            <w:proofErr w:type="spellStart"/>
             <w:r>
               <w:rPr>
                 <w:lang w:val="en-US"/>
               </w:rPr>
-              <w:t>p</w:t>
-            </w:r>
-            <w:r>
-              <w:t>.</w:t>
-            </w:r>
-            <w:proofErr w:type="spellStart"/>
-            <w:r>
-              <w:rPr>
-                <w:lang w:val="en-US"/>
-              </w:rPr>
-              <w:t>kp_name</w:t>
+              <w:t>kp_code</w:t>
             </w:r>
             <w:proofErr w:type="spellEnd"/>
             <w:r>
@@ -3210,7 +3501,7 @@
         </w:tc>
         <w:tc>
           <w:tcPr>
-            <w:tcW w:w="2412" w:type="dxa"/>
+            <w:tcW w:w="2262" w:type="dxa"/>
             <w:tcBorders>
               <w:top w:val="single" w:sz="4" w:space="0" w:color="auto"/>
               <w:left w:val="single" w:sz="4" w:space="0" w:color="auto"/>
@@ -3227,21 +3518,12 @@
             <w:r>
               <w:t>{</w:t>
             </w:r>
+            <w:proofErr w:type="spellStart"/>
             <w:r>
               <w:rPr>
                 <w:lang w:val="en-US"/>
               </w:rPr>
-              <w:t>p</w:t>
-            </w:r>
-            <w:r>
-              <w:t>.</w:t>
-            </w:r>
-            <w:proofErr w:type="spellStart"/>
-            <w:r>
-              <w:rPr>
-                <w:lang w:val="en-US"/>
-              </w:rPr>
-              <w:t>kp_owner</w:t>
+              <w:t>kp_name</w:t>
             </w:r>
             <w:proofErr w:type="spellEnd"/>
             <w:r>
@@ -3251,61 +3533,7 @@
         </w:tc>
         <w:tc>
           <w:tcPr>
-            <w:tcW w:w="463" w:type="dxa"/>
-            <w:tcBorders>
-              <w:top w:val="single" w:sz="4" w:space="0" w:color="auto"/>
-              <w:left w:val="single" w:sz="4" w:space="0" w:color="auto"/>
-              <w:bottom w:val="single" w:sz="4" w:space="0" w:color="auto"/>
-              <w:right w:val="single" w:sz="4" w:space="0" w:color="auto"/>
-            </w:tcBorders>
-            <w:vAlign w:val="center"/>
-          </w:tcPr>
-          <w:p>
-            <w:pPr>
-              <w:suppressAutoHyphens/>
-              <w:contextualSpacing/>
-              <w:jc w:val="center"/>
-            </w:pPr>
-            <w:r>
-              <w:t>{{</w:t>
-            </w:r>
-          </w:p>
-          <w:p>
-            <w:pPr>
-              <w:suppressAutoHyphens/>
-              <w:jc w:val="center"/>
-            </w:pPr>
-            <w:r>
-              <w:rPr>
-                <w:lang w:val="en-US"/>
-              </w:rPr>
-              <w:t>p</w:t>
-            </w:r>
-            <w:r>
-              <w:t>.</w:t>
-            </w:r>
-            <w:proofErr w:type="spellStart"/>
-            <w:r>
-              <w:rPr>
-                <w:lang w:val="en-US"/>
-              </w:rPr>
-              <w:t>p_</w:t>
-            </w:r>
-            <w:r>
-              <w:rPr>
-                <w:lang w:val="en-US"/>
-              </w:rPr>
-              <w:t>i</w:t>
-            </w:r>
-            <w:proofErr w:type="spellEnd"/>
-            <w:r>
-              <w:t>}</w:t>
-            </w:r>
-          </w:p>
-        </w:tc>
-        <w:tc>
-          <w:tcPr>
-            <w:tcW w:w="1090" w:type="dxa"/>
+            <w:tcW w:w="2094" w:type="dxa"/>
             <w:tcBorders>
               <w:top w:val="single" w:sz="4" w:space="0" w:color="auto"/>
               <w:left w:val="single" w:sz="4" w:space="0" w:color="auto"/>
@@ -3322,21 +3550,12 @@
             <w:r>
               <w:t>{</w:t>
             </w:r>
+            <w:proofErr w:type="spellStart"/>
             <w:r>
               <w:rPr>
                 <w:lang w:val="en-US"/>
               </w:rPr>
-              <w:t>p</w:t>
-            </w:r>
-            <w:r>
-              <w:t>.</w:t>
-            </w:r>
-            <w:proofErr w:type="spellStart"/>
-            <w:r>
-              <w:rPr>
-                <w:lang w:val="en-US"/>
-              </w:rPr>
-              <w:t>p_code</w:t>
+              <w:t>kp_owner</w:t>
             </w:r>
             <w:proofErr w:type="spellEnd"/>
             <w:r>
@@ -3346,7 +3565,7 @@
         </w:tc>
         <w:tc>
           <w:tcPr>
-            <w:tcW w:w="3321" w:type="dxa"/>
+            <w:tcW w:w="793" w:type="dxa"/>
             <w:tcBorders>
               <w:top w:val="single" w:sz="4" w:space="0" w:color="auto"/>
               <w:left w:val="single" w:sz="4" w:space="0" w:color="auto"/>
@@ -3363,21 +3582,18 @@
             <w:r>
               <w:t>{</w:t>
             </w:r>
+            <w:proofErr w:type="spellStart"/>
             <w:r>
               <w:rPr>
                 <w:lang w:val="en-US"/>
               </w:rPr>
-              <w:t>p</w:t>
-            </w:r>
-            <w:r>
-              <w:t>.</w:t>
-            </w:r>
-            <w:proofErr w:type="spellStart"/>
+              <w:t>p_</w:t>
+            </w:r>
             <w:r>
               <w:rPr>
                 <w:lang w:val="en-US"/>
               </w:rPr>
-              <w:t>p_name</w:t>
+              <w:t>i</w:t>
             </w:r>
             <w:proofErr w:type="spellEnd"/>
             <w:r>
@@ -3387,7 +3603,7 @@
         </w:tc>
         <w:tc>
           <w:tcPr>
-            <w:tcW w:w="3375" w:type="dxa"/>
+            <w:tcW w:w="1249" w:type="dxa"/>
             <w:tcBorders>
               <w:top w:val="single" w:sz="4" w:space="0" w:color="auto"/>
               <w:left w:val="single" w:sz="4" w:space="0" w:color="auto"/>
@@ -3404,617 +3620,22 @@
             <w:r>
               <w:t>{</w:t>
             </w:r>
+            <w:proofErr w:type="spellStart"/>
             <w:r>
               <w:rPr>
                 <w:lang w:val="en-US"/>
               </w:rPr>
-              <w:t>p</w:t>
-            </w:r>
-            <w:r>
-              <w:t>.</w:t>
-            </w:r>
-            <w:proofErr w:type="spellStart"/>
-            <w:r>
-              <w:rPr>
-                <w:lang w:val="en-US"/>
-              </w:rPr>
-              <w:t>p_owner</w:t>
+              <w:t>p_code</w:t>
             </w:r>
             <w:proofErr w:type="spellEnd"/>
             <w:r>
               <w:t>}</w:t>
-            </w:r>
-          </w:p>
-        </w:tc>
-      </w:tr>
-      <w:tr>
-        <w:tc>
-          <w:tcPr>
-            <w:tcW w:w="15163" w:type="dxa"/>
-            <w:gridSpan w:val="8"/>
-            <w:tcBorders>
-              <w:top w:val="single" w:sz="4" w:space="0" w:color="auto"/>
-              <w:left w:val="single" w:sz="4" w:space="0" w:color="auto"/>
-              <w:bottom w:val="single" w:sz="4" w:space="0" w:color="auto"/>
-              <w:right w:val="single" w:sz="4" w:space="0" w:color="auto"/>
-            </w:tcBorders>
-            <w:vAlign w:val="center"/>
-          </w:tcPr>
-          <w:p>
-            <w:pPr>
-              <w:jc w:val="center"/>
-            </w:pPr>
-            <w:r>
-              <w:rPr>
-                <w:lang w:val="en-US"/>
-              </w:rPr>
-              <w:t xml:space="preserve">{%tr </w:t>
-            </w:r>
-            <w:proofErr w:type="spellStart"/>
-            <w:r>
-              <w:rPr>
-                <w:lang w:val="en-US"/>
-              </w:rPr>
-              <w:t>endfor</w:t>
-            </w:r>
-            <w:proofErr w:type="spellEnd"/>
-            <w:r>
-              <w:rPr>
-                <w:lang w:val="en-US"/>
-              </w:rPr>
-              <w:t>%}</w:t>
-            </w:r>
-          </w:p>
-        </w:tc>
-      </w:tr>
-    </w:tbl>
-    <w:p>
-      <w:pPr>
-        <w:spacing w:after="160" w:line="259" w:lineRule="auto"/>
-        <w:rPr>
-          <w:rFonts w:ascii="Times New Roman" w:hAnsi="Times New Roman"/>
-          <w:b/>
-        </w:rPr>
-      </w:pPr>
-      <w:r>
-        <w:rPr>
-          <w:rFonts w:ascii="Times New Roman" w:hAnsi="Times New Roman"/>
-          <w:b/>
-        </w:rPr>
-        <w:br w:type="page"/>
-      </w:r>
-    </w:p>
-    <w:p>
-      <w:pPr>
-        <w:suppressAutoHyphens/>
-        <w:jc w:val="right"/>
-        <w:rPr>
-          <w:rFonts w:ascii="Times New Roman" w:hAnsi="Times New Roman"/>
-          <w:b/>
-        </w:rPr>
-      </w:pPr>
-      <w:r>
-        <w:rPr>
-          <w:rFonts w:ascii="Times New Roman" w:hAnsi="Times New Roman"/>
-          <w:b/>
-        </w:rPr>
-        <w:lastRenderedPageBreak/>
-        <w:t xml:space="preserve">Приложение </w:t>
-      </w:r>
-      <w:r>
-        <w:rPr>
-          <w:rFonts w:ascii="Times New Roman" w:hAnsi="Times New Roman"/>
-          <w:b/>
-          <w:bCs/>
-          <w:color w:val="000000" w:themeColor="text1"/>
-        </w:rPr>
-        <w:t>{</w:t>
-      </w:r>
-      <w:proofErr w:type="spellStart"/>
-      <w:r>
-        <w:rPr>
-          <w:rFonts w:ascii="Times New Roman" w:hAnsi="Times New Roman"/>
-          <w:b/>
-          <w:bCs/>
-          <w:color w:val="000000" w:themeColor="text1"/>
-          <w:lang w:val="en-US"/>
-        </w:rPr>
-        <w:t>pril</w:t>
-      </w:r>
-      <w:proofErr w:type="spellEnd"/>
-      <w:r>
-        <w:rPr>
-          <w:rFonts w:ascii="Times New Roman" w:hAnsi="Times New Roman"/>
-          <w:b/>
-          <w:bCs/>
-          <w:color w:val="000000" w:themeColor="text1"/>
-        </w:rPr>
-        <w:t>_</w:t>
-      </w:r>
-      <w:r>
-        <w:rPr>
-          <w:rFonts w:ascii="Times New Roman" w:hAnsi="Times New Roman"/>
-          <w:b/>
-          <w:bCs/>
-          <w:color w:val="000000" w:themeColor="text1"/>
-          <w:lang w:val="en-US"/>
-        </w:rPr>
-        <w:t>rem</w:t>
-      </w:r>
-      <w:r>
-        <w:rPr>
-          <w:rFonts w:ascii="Times New Roman" w:hAnsi="Times New Roman"/>
-          <w:b/>
-          <w:bCs/>
-          <w:color w:val="000000" w:themeColor="text1"/>
-        </w:rPr>
-        <w:t>}</w:t>
-      </w:r>
-    </w:p>
-    <w:p>
-      <w:pPr>
-        <w:suppressAutoHyphens/>
-        <w:jc w:val="right"/>
-        <w:rPr>
-          <w:rFonts w:ascii="Times New Roman" w:hAnsi="Times New Roman"/>
-          <w:b/>
-        </w:rPr>
-      </w:pPr>
-      <w:r>
-        <w:rPr>
-          <w:rFonts w:ascii="Times New Roman" w:hAnsi="Times New Roman"/>
-          <w:b/>
-        </w:rPr>
-        <w:t>к Распоряжению</w:t>
-      </w:r>
-    </w:p>
-    <w:p>
-      <w:pPr>
-        <w:suppressAutoHyphens/>
-        <w:jc w:val="center"/>
-        <w:rPr>
-          <w:b/>
-        </w:rPr>
-      </w:pPr>
-    </w:p>
-    <w:p>
-      <w:pPr>
-        <w:jc w:val="center"/>
-        <w:rPr>
-          <w:rFonts w:ascii="Times New Roman" w:hAnsi="Times New Roman"/>
-          <w:b/>
-        </w:rPr>
-      </w:pPr>
-      <w:r>
-        <w:rPr>
-          <w:rFonts w:ascii="Times New Roman" w:hAnsi="Times New Roman"/>
-          <w:b/>
-        </w:rPr>
-        <w:t>Перечень проверяемых кл</w:t>
-      </w:r>
-      <w:r>
-        <w:rPr>
-          <w:rFonts w:ascii="Times New Roman" w:hAnsi="Times New Roman"/>
-          <w:b/>
-        </w:rPr>
-        <w:t>иентских путей и процессов Банка</w:t>
-      </w:r>
-    </w:p>
-    <w:p>
-      <w:pPr>
-        <w:jc w:val="center"/>
-        <w:rPr>
-          <w:rFonts w:ascii="Times New Roman" w:hAnsi="Times New Roman"/>
-          <w:b/>
-        </w:rPr>
-      </w:pPr>
-    </w:p>
-    <w:tbl>
-      <w:tblPr>
-        <w:tblStyle w:val="af0"/>
-        <w:tblW w:w="15163" w:type="dxa"/>
-        <w:tblLook w:val="04A0" w:firstRow="1" w:lastRow="0" w:firstColumn="1" w:lastColumn="0" w:noHBand="0" w:noVBand="1"/>
-      </w:tblPr>
-      <w:tblGrid>
-        <w:gridCol w:w="938"/>
-        <w:gridCol w:w="1440"/>
-        <w:gridCol w:w="2546"/>
-        <w:gridCol w:w="2254"/>
-        <w:gridCol w:w="818"/>
-        <w:gridCol w:w="1320"/>
-        <w:gridCol w:w="2901"/>
-        <w:gridCol w:w="2946"/>
-      </w:tblGrid>
-      <w:tr>
-        <w:trPr>
-          <w:cantSplit/>
-          <w:trHeight w:val="431"/>
-          <w:tblHeader/>
-        </w:trPr>
-        <w:tc>
-          <w:tcPr>
-            <w:tcW w:w="6914" w:type="dxa"/>
-            <w:gridSpan w:val="4"/>
-            <w:tcBorders>
-              <w:bottom w:val="single" w:sz="4" w:space="0" w:color="auto"/>
-            </w:tcBorders>
-            <w:shd w:val="clear" w:color="auto" w:fill="EDEDED" w:themeFill="accent3" w:themeFillTint="33"/>
-          </w:tcPr>
-          <w:p>
-            <w:pPr>
-              <w:jc w:val="center"/>
-              <w:rPr>
-                <w:b/>
-              </w:rPr>
-            </w:pPr>
-            <w:r>
-              <w:rPr>
-                <w:b/>
-              </w:rPr>
-              <w:t>Клиентские пути</w:t>
             </w:r>
           </w:p>
         </w:tc>
         <w:tc>
           <w:tcPr>
-            <w:tcW w:w="8249" w:type="dxa"/>
-            <w:gridSpan w:val="4"/>
-            <w:tcBorders>
-              <w:bottom w:val="single" w:sz="4" w:space="0" w:color="auto"/>
-            </w:tcBorders>
-            <w:shd w:val="clear" w:color="auto" w:fill="EDEDED" w:themeFill="accent3" w:themeFillTint="33"/>
-          </w:tcPr>
-          <w:p>
-            <w:pPr>
-              <w:jc w:val="center"/>
-              <w:rPr>
-                <w:b/>
-              </w:rPr>
-            </w:pPr>
-            <w:r>
-              <w:rPr>
-                <w:b/>
-              </w:rPr>
-              <w:t>Процессы</w:t>
-            </w:r>
-          </w:p>
-        </w:tc>
-      </w:tr>
-      <w:tr>
-        <w:trPr>
-          <w:cantSplit/>
-          <w:tblHeader/>
-        </w:trPr>
-        <w:tc>
-          <w:tcPr>
-            <w:tcW w:w="463" w:type="dxa"/>
-            <w:tcBorders>
-              <w:top w:val="single" w:sz="4" w:space="0" w:color="auto"/>
-              <w:left w:val="single" w:sz="4" w:space="0" w:color="auto"/>
-              <w:bottom w:val="single" w:sz="4" w:space="0" w:color="auto"/>
-              <w:right w:val="single" w:sz="4" w:space="0" w:color="auto"/>
-            </w:tcBorders>
-            <w:shd w:val="clear" w:color="auto" w:fill="EDEDED" w:themeFill="accent3" w:themeFillTint="33"/>
-            <w:vAlign w:val="center"/>
-          </w:tcPr>
-          <w:p>
-            <w:pPr>
-              <w:jc w:val="center"/>
-              <w:rPr>
-                <w:b/>
-              </w:rPr>
-            </w:pPr>
-            <w:r>
-              <w:rPr>
-                <w:b/>
-              </w:rPr>
-              <w:t>№</w:t>
-            </w:r>
-          </w:p>
-        </w:tc>
-        <w:tc>
-          <w:tcPr>
-            <w:tcW w:w="1210" w:type="dxa"/>
-            <w:tcBorders>
-              <w:top w:val="single" w:sz="4" w:space="0" w:color="auto"/>
-              <w:left w:val="single" w:sz="4" w:space="0" w:color="auto"/>
-              <w:bottom w:val="single" w:sz="4" w:space="0" w:color="auto"/>
-              <w:right w:val="single" w:sz="4" w:space="0" w:color="auto"/>
-            </w:tcBorders>
-            <w:shd w:val="clear" w:color="auto" w:fill="EDEDED" w:themeFill="accent3" w:themeFillTint="33"/>
-            <w:vAlign w:val="center"/>
-          </w:tcPr>
-          <w:p>
-            <w:pPr>
-              <w:jc w:val="center"/>
-              <w:rPr>
-                <w:b/>
-              </w:rPr>
-            </w:pPr>
-            <w:r>
-              <w:rPr>
-                <w:b/>
-              </w:rPr>
-              <w:t>Код</w:t>
-            </w:r>
-          </w:p>
-        </w:tc>
-        <w:tc>
-          <w:tcPr>
-            <w:tcW w:w="2829" w:type="dxa"/>
-            <w:tcBorders>
-              <w:top w:val="single" w:sz="4" w:space="0" w:color="auto"/>
-              <w:left w:val="single" w:sz="4" w:space="0" w:color="auto"/>
-              <w:bottom w:val="single" w:sz="4" w:space="0" w:color="auto"/>
-              <w:right w:val="single" w:sz="4" w:space="0" w:color="auto"/>
-            </w:tcBorders>
-            <w:shd w:val="clear" w:color="auto" w:fill="EDEDED" w:themeFill="accent3" w:themeFillTint="33"/>
-            <w:vAlign w:val="center"/>
-          </w:tcPr>
-          <w:p>
-            <w:pPr>
-              <w:jc w:val="center"/>
-              <w:rPr>
-                <w:b/>
-              </w:rPr>
-            </w:pPr>
-            <w:r>
-              <w:rPr>
-                <w:b/>
-              </w:rPr>
-              <w:t>Наименование</w:t>
-            </w:r>
-          </w:p>
-        </w:tc>
-        <w:tc>
-          <w:tcPr>
-            <w:tcW w:w="2412" w:type="dxa"/>
-            <w:tcBorders>
-              <w:top w:val="single" w:sz="4" w:space="0" w:color="auto"/>
-              <w:left w:val="single" w:sz="4" w:space="0" w:color="auto"/>
-              <w:bottom w:val="single" w:sz="4" w:space="0" w:color="auto"/>
-              <w:right w:val="single" w:sz="4" w:space="0" w:color="auto"/>
-            </w:tcBorders>
-            <w:shd w:val="clear" w:color="auto" w:fill="EDEDED" w:themeFill="accent3" w:themeFillTint="33"/>
-            <w:vAlign w:val="center"/>
-          </w:tcPr>
-          <w:p>
-            <w:pPr>
-              <w:jc w:val="center"/>
-              <w:rPr>
-                <w:b/>
-              </w:rPr>
-            </w:pPr>
-            <w:r>
-              <w:rPr>
-                <w:b/>
-              </w:rPr>
-              <w:t>Подразделение владельца клиентского пути</w:t>
-            </w:r>
-          </w:p>
-        </w:tc>
-        <w:tc>
-          <w:tcPr>
-            <w:tcW w:w="463" w:type="dxa"/>
-            <w:tcBorders>
-              <w:top w:val="single" w:sz="4" w:space="0" w:color="auto"/>
-              <w:left w:val="single" w:sz="4" w:space="0" w:color="auto"/>
-              <w:bottom w:val="single" w:sz="4" w:space="0" w:color="auto"/>
-              <w:right w:val="single" w:sz="4" w:space="0" w:color="auto"/>
-            </w:tcBorders>
-            <w:shd w:val="clear" w:color="auto" w:fill="EDEDED" w:themeFill="accent3" w:themeFillTint="33"/>
-            <w:vAlign w:val="center"/>
-          </w:tcPr>
-          <w:p>
-            <w:pPr>
-              <w:jc w:val="center"/>
-              <w:rPr>
-                <w:b/>
-              </w:rPr>
-            </w:pPr>
-            <w:r>
-              <w:rPr>
-                <w:b/>
-              </w:rPr>
-              <w:t>№</w:t>
-            </w:r>
-          </w:p>
-        </w:tc>
-        <w:tc>
-          <w:tcPr>
-            <w:tcW w:w="1090" w:type="dxa"/>
-            <w:tcBorders>
-              <w:top w:val="single" w:sz="4" w:space="0" w:color="auto"/>
-              <w:left w:val="single" w:sz="4" w:space="0" w:color="auto"/>
-              <w:bottom w:val="single" w:sz="4" w:space="0" w:color="auto"/>
-              <w:right w:val="single" w:sz="4" w:space="0" w:color="auto"/>
-            </w:tcBorders>
-            <w:shd w:val="clear" w:color="auto" w:fill="EDEDED" w:themeFill="accent3" w:themeFillTint="33"/>
-            <w:vAlign w:val="center"/>
-          </w:tcPr>
-          <w:p>
-            <w:pPr>
-              <w:jc w:val="center"/>
-              <w:rPr>
-                <w:b/>
-              </w:rPr>
-            </w:pPr>
-            <w:r>
-              <w:rPr>
-                <w:b/>
-              </w:rPr>
-              <w:t>Код</w:t>
-            </w:r>
-          </w:p>
-        </w:tc>
-        <w:tc>
-          <w:tcPr>
-            <w:tcW w:w="3321" w:type="dxa"/>
-            <w:tcBorders>
-              <w:top w:val="single" w:sz="4" w:space="0" w:color="auto"/>
-              <w:left w:val="single" w:sz="4" w:space="0" w:color="auto"/>
-              <w:bottom w:val="single" w:sz="4" w:space="0" w:color="auto"/>
-              <w:right w:val="single" w:sz="4" w:space="0" w:color="auto"/>
-            </w:tcBorders>
-            <w:shd w:val="clear" w:color="auto" w:fill="EDEDED" w:themeFill="accent3" w:themeFillTint="33"/>
-            <w:vAlign w:val="center"/>
-          </w:tcPr>
-          <w:p>
-            <w:pPr>
-              <w:jc w:val="center"/>
-              <w:rPr>
-                <w:b/>
-              </w:rPr>
-            </w:pPr>
-            <w:r>
-              <w:rPr>
-                <w:b/>
-              </w:rPr>
-              <w:t>Наименование</w:t>
-            </w:r>
-          </w:p>
-        </w:tc>
-        <w:tc>
-          <w:tcPr>
-            <w:tcW w:w="3375" w:type="dxa"/>
-            <w:tcBorders>
-              <w:top w:val="single" w:sz="4" w:space="0" w:color="auto"/>
-              <w:left w:val="single" w:sz="4" w:space="0" w:color="auto"/>
-              <w:bottom w:val="single" w:sz="4" w:space="0" w:color="auto"/>
-              <w:right w:val="single" w:sz="4" w:space="0" w:color="auto"/>
-            </w:tcBorders>
-            <w:shd w:val="clear" w:color="auto" w:fill="EDEDED" w:themeFill="accent3" w:themeFillTint="33"/>
-            <w:vAlign w:val="center"/>
-          </w:tcPr>
-          <w:p>
-            <w:pPr>
-              <w:jc w:val="center"/>
-              <w:rPr>
-                <w:b/>
-              </w:rPr>
-            </w:pPr>
-            <w:r>
-              <w:rPr>
-                <w:b/>
-              </w:rPr>
-              <w:t>Подразделение владельца процесса</w:t>
-            </w:r>
-          </w:p>
-        </w:tc>
-      </w:tr>
-      <w:tr>
-        <w:tc>
-          <w:tcPr>
-            <w:tcW w:w="15163" w:type="dxa"/>
-            <w:gridSpan w:val="8"/>
-            <w:tcBorders>
-              <w:top w:val="single" w:sz="4" w:space="0" w:color="auto"/>
-              <w:left w:val="single" w:sz="4" w:space="0" w:color="auto"/>
-              <w:bottom w:val="single" w:sz="4" w:space="0" w:color="auto"/>
-              <w:right w:val="single" w:sz="4" w:space="0" w:color="auto"/>
-            </w:tcBorders>
-            <w:vAlign w:val="center"/>
-          </w:tcPr>
-          <w:p>
-            <w:pPr>
-              <w:jc w:val="center"/>
-              <w:rPr>
-                <w:lang w:val="en-US"/>
-              </w:rPr>
-            </w:pPr>
-            <w:r>
-              <w:rPr>
-                <w:lang w:val="en-US"/>
-              </w:rPr>
-              <w:t xml:space="preserve">{%tr for p in </w:t>
-            </w:r>
-            <w:proofErr w:type="spellStart"/>
-            <w:r>
-              <w:rPr>
-                <w:lang w:val="en-US"/>
-              </w:rPr>
-              <w:t>processes</w:t>
-            </w:r>
-            <w:r>
-              <w:rPr>
-                <w:lang w:val="en-US"/>
-              </w:rPr>
-              <w:t>Removed</w:t>
-            </w:r>
-            <w:proofErr w:type="spellEnd"/>
-            <w:r>
-              <w:rPr>
-                <w:lang w:val="en-US"/>
-              </w:rPr>
-              <w:t>%}</w:t>
-            </w:r>
-          </w:p>
-        </w:tc>
-      </w:tr>
-      <w:tr>
-        <w:tc>
-          <w:tcPr>
-            <w:tcW w:w="463" w:type="dxa"/>
-            <w:tcBorders>
-              <w:top w:val="single" w:sz="4" w:space="0" w:color="auto"/>
-              <w:left w:val="single" w:sz="4" w:space="0" w:color="auto"/>
-              <w:bottom w:val="single" w:sz="4" w:space="0" w:color="auto"/>
-              <w:right w:val="single" w:sz="4" w:space="0" w:color="auto"/>
-            </w:tcBorders>
-            <w:vAlign w:val="center"/>
-          </w:tcPr>
-          <w:p>
-            <w:pPr>
-              <w:suppressAutoHyphens/>
-              <w:contextualSpacing/>
-              <w:jc w:val="center"/>
-              <w:rPr>
-                <w:lang w:val="en-US"/>
-              </w:rPr>
-            </w:pPr>
-            <w:r>
-              <w:rPr>
-                <w:lang w:val="en-US"/>
-              </w:rPr>
-              <w:t>{</w:t>
-            </w:r>
-            <w:proofErr w:type="spellStart"/>
-            <w:r>
-              <w:rPr>
-                <w:lang w:val="en-US"/>
-              </w:rPr>
-              <w:t>p.</w:t>
-            </w:r>
-            <w:r>
-              <w:rPr>
-                <w:lang w:val="en-US"/>
-              </w:rPr>
-              <w:t>kp_</w:t>
-            </w:r>
-            <w:r>
-              <w:rPr>
-                <w:lang w:val="en-US"/>
-              </w:rPr>
-              <w:t>i</w:t>
-            </w:r>
-            <w:proofErr w:type="spellEnd"/>
-          </w:p>
-          <w:p>
-            <w:pPr>
-              <w:suppressAutoHyphens/>
-              <w:jc w:val="center"/>
-            </w:pPr>
-            <w:r>
-              <w:rPr>
-                <w:lang w:val="en-US"/>
-              </w:rPr>
-              <w:t>}}</w:t>
-            </w:r>
-          </w:p>
-        </w:tc>
-        <w:tc>
-          <w:tcPr>
-            <w:tcW w:w="1210" w:type="dxa"/>
+            <w:tcW w:w="2478" w:type="dxa"/>
             <w:tcBorders>
               <w:top w:val="single" w:sz="4" w:space="0" w:color="auto"/>
               <w:left w:val="single" w:sz="4" w:space="0" w:color="auto"/>
@@ -4031,21 +3652,12 @@
             <w:r>
               <w:t>{</w:t>
             </w:r>
+            <w:proofErr w:type="spellStart"/>
             <w:r>
               <w:rPr>
                 <w:lang w:val="en-US"/>
               </w:rPr>
-              <w:t>p</w:t>
-            </w:r>
-            <w:r>
-              <w:t>.</w:t>
-            </w:r>
-            <w:proofErr w:type="spellStart"/>
-            <w:r>
-              <w:rPr>
-                <w:lang w:val="en-US"/>
-              </w:rPr>
-              <w:t>kp_code</w:t>
+              <w:t>p_name</w:t>
             </w:r>
             <w:proofErr w:type="spellEnd"/>
             <w:r>
@@ -4055,7 +3667,7 @@
         </w:tc>
         <w:tc>
           <w:tcPr>
-            <w:tcW w:w="2829" w:type="dxa"/>
+            <w:tcW w:w="2772" w:type="dxa"/>
             <w:tcBorders>
               <w:top w:val="single" w:sz="4" w:space="0" w:color="auto"/>
               <w:left w:val="single" w:sz="4" w:space="0" w:color="auto"/>
@@ -4072,31 +3684,517 @@
             <w:r>
               <w:t>{</w:t>
             </w:r>
+            <w:proofErr w:type="spellStart"/>
             <w:r>
               <w:rPr>
                 <w:lang w:val="en-US"/>
               </w:rPr>
-              <w:t>p</w:t>
-            </w:r>
-            <w:r>
-              <w:t>.</w:t>
-            </w:r>
-            <w:proofErr w:type="spellStart"/>
+              <w:t>p_</w:t>
+            </w:r>
+            <w:proofErr w:type="gramStart"/>
             <w:r>
               <w:rPr>
                 <w:lang w:val="en-US"/>
               </w:rPr>
-              <w:t>kp_name</w:t>
+              <w:t>owner</w:t>
             </w:r>
             <w:proofErr w:type="spellEnd"/>
             <w:r>
               <w:t>}</w:t>
+            </w:r>
+            <w:r>
+              <w:rPr>
+                <w:lang w:val="en-US"/>
+              </w:rPr>
+              <w:t>{</w:t>
+            </w:r>
+            <w:proofErr w:type="gramEnd"/>
+            <w:r>
+              <w:rPr>
+                <w:lang w:val="en-US"/>
+              </w:rPr>
+              <w:t>/processes}</w:t>
+            </w:r>
+          </w:p>
+        </w:tc>
+      </w:tr>
+    </w:tbl>
+    <w:p>
+      <w:pPr>
+        <w:spacing w:after="160" w:line="259" w:lineRule="auto"/>
+        <w:rPr>
+          <w:rFonts w:ascii="Times New Roman" w:hAnsi="Times New Roman"/>
+          <w:b/>
+        </w:rPr>
+      </w:pPr>
+      <w:r>
+        <w:rPr>
+          <w:rFonts w:ascii="Times New Roman" w:hAnsi="Times New Roman"/>
+          <w:b/>
+        </w:rPr>
+        <w:t>{#showApp2}</w:t>
+      </w:r>
+      <w:r>
+        <w:rPr>
+          <w:rFonts w:ascii="Times New Roman" w:hAnsi="Times New Roman"/>
+          <w:b/>
+        </w:rPr>
+        <w:br w:type="page"/>
+      </w:r>
+    </w:p>
+    <w:p>
+      <w:pPr>
+        <w:suppressAutoHyphens/>
+        <w:jc w:val="right"/>
+        <w:rPr>
+          <w:rFonts w:ascii="Times New Roman" w:hAnsi="Times New Roman"/>
+          <w:b/>
+        </w:rPr>
+      </w:pPr>
+      <w:r>
+        <w:rPr>
+          <w:rFonts w:ascii="Times New Roman" w:hAnsi="Times New Roman"/>
+          <w:b/>
+        </w:rPr>
+        <w:lastRenderedPageBreak/>
+        <w:t>{#showApp</w:t>
+      </w:r>
+      <w:proofErr w:type="gramStart"/>
+      <w:r>
+        <w:rPr>
+          <w:rFonts w:ascii="Times New Roman" w:hAnsi="Times New Roman"/>
+          <w:b/>
+          <w:lang w:val="en-US"/>
+        </w:rPr>
+        <w:t>3</w:t>
+      </w:r>
+      <w:r>
+        <w:rPr>
+          <w:rFonts w:ascii="Times New Roman" w:hAnsi="Times New Roman"/>
+          <w:b/>
+        </w:rPr>
+        <w:t>}</w:t>
+      </w:r>
+      <w:r>
+        <w:rPr>
+          <w:rFonts w:ascii="Times New Roman" w:hAnsi="Times New Roman"/>
+          <w:b/>
+        </w:rPr>
+        <w:t>Приложение</w:t>
+      </w:r>
+      <w:proofErr w:type="gramEnd"/>
+      <w:r>
+        <w:rPr>
+          <w:rFonts w:ascii="Times New Roman" w:hAnsi="Times New Roman"/>
+          <w:b/>
+        </w:rPr>
+        <w:t xml:space="preserve"> </w:t>
+      </w:r>
+      <w:r>
+        <w:rPr>
+          <w:rFonts w:ascii="Times New Roman" w:hAnsi="Times New Roman"/>
+          <w:b/>
+          <w:bCs/>
+          <w:color w:val="000000" w:themeColor="text1"/>
+        </w:rPr>
+        <w:t>{</w:t>
+      </w:r>
+      <w:proofErr w:type="spellStart"/>
+      <w:r>
+        <w:rPr>
+          <w:rFonts w:ascii="Times New Roman" w:hAnsi="Times New Roman"/>
+          <w:b/>
+          <w:bCs/>
+          <w:color w:val="000000" w:themeColor="text1"/>
+          <w:lang w:val="en-US"/>
+        </w:rPr>
+        <w:t>pril</w:t>
+      </w:r>
+      <w:proofErr w:type="spellEnd"/>
+      <w:r>
+        <w:rPr>
+          <w:rFonts w:ascii="Times New Roman" w:hAnsi="Times New Roman"/>
+          <w:b/>
+          <w:bCs/>
+          <w:color w:val="000000" w:themeColor="text1"/>
+        </w:rPr>
+        <w:t>_</w:t>
+      </w:r>
+      <w:r>
+        <w:rPr>
+          <w:rFonts w:ascii="Times New Roman" w:hAnsi="Times New Roman"/>
+          <w:b/>
+          <w:bCs/>
+          <w:color w:val="000000" w:themeColor="text1"/>
+          <w:lang w:val="en-US"/>
+        </w:rPr>
+        <w:t>rem</w:t>
+      </w:r>
+      <w:r>
+        <w:rPr>
+          <w:rFonts w:ascii="Times New Roman" w:hAnsi="Times New Roman"/>
+          <w:b/>
+          <w:bCs/>
+          <w:color w:val="000000" w:themeColor="text1"/>
+        </w:rPr>
+        <w:t>}</w:t>
+      </w:r>
+    </w:p>
+    <w:p>
+      <w:pPr>
+        <w:suppressAutoHyphens/>
+        <w:jc w:val="right"/>
+        <w:rPr>
+          <w:rFonts w:ascii="Times New Roman" w:hAnsi="Times New Roman"/>
+          <w:b/>
+        </w:rPr>
+      </w:pPr>
+      <w:r>
+        <w:rPr>
+          <w:rFonts w:ascii="Times New Roman" w:hAnsi="Times New Roman"/>
+          <w:b/>
+        </w:rPr>
+        <w:t>к Распоряжению</w:t>
+      </w:r>
+    </w:p>
+    <w:p>
+      <w:pPr>
+        <w:suppressAutoHyphens/>
+        <w:jc w:val="center"/>
+        <w:rPr>
+          <w:b/>
+        </w:rPr>
+      </w:pPr>
+    </w:p>
+    <w:p>
+      <w:pPr>
+        <w:jc w:val="center"/>
+        <w:rPr>
+          <w:rFonts w:ascii="Times New Roman" w:hAnsi="Times New Roman"/>
+          <w:b/>
+        </w:rPr>
+      </w:pPr>
+      <w:r>
+        <w:rPr>
+          <w:rFonts w:ascii="Times New Roman" w:hAnsi="Times New Roman"/>
+          <w:b/>
+        </w:rPr>
+        <w:t>Перечень проверяемых кл</w:t>
+      </w:r>
+      <w:r>
+        <w:rPr>
+          <w:rFonts w:ascii="Times New Roman" w:hAnsi="Times New Roman"/>
+          <w:b/>
+        </w:rPr>
+        <w:t>иентских путей и процессов Банка</w:t>
+      </w:r>
+    </w:p>
+    <w:p>
+      <w:pPr>
+        <w:jc w:val="center"/>
+        <w:rPr>
+          <w:rFonts w:ascii="Times New Roman" w:hAnsi="Times New Roman"/>
+          <w:b/>
+        </w:rPr>
+      </w:pPr>
+    </w:p>
+    <w:tbl>
+      <w:tblPr>
+        <w:tblStyle w:val="af0"/>
+        <w:tblW w:w="15163" w:type="dxa"/>
+        <w:tblLook w:val="04A0" w:firstRow="1" w:lastRow="0" w:firstColumn="1" w:lastColumn="0" w:noHBand="0" w:noVBand="1"/>
+      </w:tblPr>
+      <w:tblGrid>
+        <w:gridCol w:w="2145"/>
+        <w:gridCol w:w="1370"/>
+        <w:gridCol w:w="2262"/>
+        <w:gridCol w:w="2094"/>
+        <w:gridCol w:w="793"/>
+        <w:gridCol w:w="1249"/>
+        <w:gridCol w:w="2478"/>
+        <w:gridCol w:w="2772"/>
+      </w:tblGrid>
+      <w:tr>
+        <w:trPr>
+          <w:cantSplit/>
+          <w:trHeight w:val="431"/>
+          <w:tblHeader/>
+        </w:trPr>
+        <w:tc>
+          <w:tcPr>
+            <w:tcW w:w="7871" w:type="dxa"/>
+            <w:gridSpan w:val="4"/>
+            <w:tcBorders>
+              <w:bottom w:val="single" w:sz="4" w:space="0" w:color="auto"/>
+            </w:tcBorders>
+            <w:shd w:val="clear" w:color="auto" w:fill="EDEDED" w:themeFill="accent3" w:themeFillTint="33"/>
+          </w:tcPr>
+          <w:p>
+            <w:pPr>
+              <w:jc w:val="center"/>
+              <w:rPr>
+                <w:b/>
+              </w:rPr>
+            </w:pPr>
+            <w:r>
+              <w:rPr>
+                <w:b/>
+              </w:rPr>
+              <w:t>Клиентские пути</w:t>
             </w:r>
           </w:p>
         </w:tc>
         <w:tc>
           <w:tcPr>
-            <w:tcW w:w="2412" w:type="dxa"/>
+            <w:tcW w:w="7292" w:type="dxa"/>
+            <w:gridSpan w:val="4"/>
+            <w:tcBorders>
+              <w:bottom w:val="single" w:sz="4" w:space="0" w:color="auto"/>
+            </w:tcBorders>
+            <w:shd w:val="clear" w:color="auto" w:fill="EDEDED" w:themeFill="accent3" w:themeFillTint="33"/>
+          </w:tcPr>
+          <w:p>
+            <w:pPr>
+              <w:jc w:val="center"/>
+              <w:rPr>
+                <w:b/>
+              </w:rPr>
+            </w:pPr>
+            <w:r>
+              <w:rPr>
+                <w:b/>
+              </w:rPr>
+              <w:t>Процессы</w:t>
+            </w:r>
+          </w:p>
+        </w:tc>
+      </w:tr>
+      <w:tr>
+        <w:trPr>
+          <w:cantSplit/>
+          <w:tblHeader/>
+        </w:trPr>
+        <w:tc>
+          <w:tcPr>
+            <w:tcW w:w="2145" w:type="dxa"/>
+            <w:tcBorders>
+              <w:top w:val="single" w:sz="4" w:space="0" w:color="auto"/>
+              <w:left w:val="single" w:sz="4" w:space="0" w:color="auto"/>
+              <w:bottom w:val="single" w:sz="4" w:space="0" w:color="auto"/>
+              <w:right w:val="single" w:sz="4" w:space="0" w:color="auto"/>
+            </w:tcBorders>
+            <w:shd w:val="clear" w:color="auto" w:fill="EDEDED" w:themeFill="accent3" w:themeFillTint="33"/>
+            <w:vAlign w:val="center"/>
+          </w:tcPr>
+          <w:p>
+            <w:pPr>
+              <w:jc w:val="center"/>
+              <w:rPr>
+                <w:b/>
+              </w:rPr>
+            </w:pPr>
+            <w:r>
+              <w:rPr>
+                <w:b/>
+              </w:rPr>
+              <w:t>№</w:t>
+            </w:r>
+          </w:p>
+        </w:tc>
+        <w:tc>
+          <w:tcPr>
+            <w:tcW w:w="1370" w:type="dxa"/>
+            <w:tcBorders>
+              <w:top w:val="single" w:sz="4" w:space="0" w:color="auto"/>
+              <w:left w:val="single" w:sz="4" w:space="0" w:color="auto"/>
+              <w:bottom w:val="single" w:sz="4" w:space="0" w:color="auto"/>
+              <w:right w:val="single" w:sz="4" w:space="0" w:color="auto"/>
+            </w:tcBorders>
+            <w:shd w:val="clear" w:color="auto" w:fill="EDEDED" w:themeFill="accent3" w:themeFillTint="33"/>
+            <w:vAlign w:val="center"/>
+          </w:tcPr>
+          <w:p>
+            <w:pPr>
+              <w:jc w:val="center"/>
+              <w:rPr>
+                <w:b/>
+              </w:rPr>
+            </w:pPr>
+            <w:r>
+              <w:rPr>
+                <w:b/>
+              </w:rPr>
+              <w:t>Код</w:t>
+            </w:r>
+          </w:p>
+        </w:tc>
+        <w:tc>
+          <w:tcPr>
+            <w:tcW w:w="2262" w:type="dxa"/>
+            <w:tcBorders>
+              <w:top w:val="single" w:sz="4" w:space="0" w:color="auto"/>
+              <w:left w:val="single" w:sz="4" w:space="0" w:color="auto"/>
+              <w:bottom w:val="single" w:sz="4" w:space="0" w:color="auto"/>
+              <w:right w:val="single" w:sz="4" w:space="0" w:color="auto"/>
+            </w:tcBorders>
+            <w:shd w:val="clear" w:color="auto" w:fill="EDEDED" w:themeFill="accent3" w:themeFillTint="33"/>
+            <w:vAlign w:val="center"/>
+          </w:tcPr>
+          <w:p>
+            <w:pPr>
+              <w:jc w:val="center"/>
+              <w:rPr>
+                <w:b/>
+              </w:rPr>
+            </w:pPr>
+            <w:r>
+              <w:rPr>
+                <w:b/>
+              </w:rPr>
+              <w:t>Наименование</w:t>
+            </w:r>
+          </w:p>
+        </w:tc>
+        <w:tc>
+          <w:tcPr>
+            <w:tcW w:w="2094" w:type="dxa"/>
+            <w:tcBorders>
+              <w:top w:val="single" w:sz="4" w:space="0" w:color="auto"/>
+              <w:left w:val="single" w:sz="4" w:space="0" w:color="auto"/>
+              <w:bottom w:val="single" w:sz="4" w:space="0" w:color="auto"/>
+              <w:right w:val="single" w:sz="4" w:space="0" w:color="auto"/>
+            </w:tcBorders>
+            <w:shd w:val="clear" w:color="auto" w:fill="EDEDED" w:themeFill="accent3" w:themeFillTint="33"/>
+            <w:vAlign w:val="center"/>
+          </w:tcPr>
+          <w:p>
+            <w:pPr>
+              <w:jc w:val="center"/>
+              <w:rPr>
+                <w:b/>
+              </w:rPr>
+            </w:pPr>
+            <w:r>
+              <w:rPr>
+                <w:b/>
+              </w:rPr>
+              <w:t>Подразделение владельца клиентского пути</w:t>
+            </w:r>
+          </w:p>
+        </w:tc>
+        <w:tc>
+          <w:tcPr>
+            <w:tcW w:w="793" w:type="dxa"/>
+            <w:tcBorders>
+              <w:top w:val="single" w:sz="4" w:space="0" w:color="auto"/>
+              <w:left w:val="single" w:sz="4" w:space="0" w:color="auto"/>
+              <w:bottom w:val="single" w:sz="4" w:space="0" w:color="auto"/>
+              <w:right w:val="single" w:sz="4" w:space="0" w:color="auto"/>
+            </w:tcBorders>
+            <w:shd w:val="clear" w:color="auto" w:fill="EDEDED" w:themeFill="accent3" w:themeFillTint="33"/>
+            <w:vAlign w:val="center"/>
+          </w:tcPr>
+          <w:p>
+            <w:pPr>
+              <w:jc w:val="center"/>
+              <w:rPr>
+                <w:b/>
+              </w:rPr>
+            </w:pPr>
+            <w:r>
+              <w:rPr>
+                <w:b/>
+              </w:rPr>
+              <w:t>№</w:t>
+            </w:r>
+          </w:p>
+        </w:tc>
+        <w:tc>
+          <w:tcPr>
+            <w:tcW w:w="1249" w:type="dxa"/>
+            <w:tcBorders>
+              <w:top w:val="single" w:sz="4" w:space="0" w:color="auto"/>
+              <w:left w:val="single" w:sz="4" w:space="0" w:color="auto"/>
+              <w:bottom w:val="single" w:sz="4" w:space="0" w:color="auto"/>
+              <w:right w:val="single" w:sz="4" w:space="0" w:color="auto"/>
+            </w:tcBorders>
+            <w:shd w:val="clear" w:color="auto" w:fill="EDEDED" w:themeFill="accent3" w:themeFillTint="33"/>
+            <w:vAlign w:val="center"/>
+          </w:tcPr>
+          <w:p>
+            <w:pPr>
+              <w:jc w:val="center"/>
+              <w:rPr>
+                <w:b/>
+              </w:rPr>
+            </w:pPr>
+            <w:r>
+              <w:rPr>
+                <w:b/>
+              </w:rPr>
+              <w:t>Код</w:t>
+            </w:r>
+          </w:p>
+        </w:tc>
+        <w:tc>
+          <w:tcPr>
+            <w:tcW w:w="2478" w:type="dxa"/>
+            <w:tcBorders>
+              <w:top w:val="single" w:sz="4" w:space="0" w:color="auto"/>
+              <w:left w:val="single" w:sz="4" w:space="0" w:color="auto"/>
+              <w:bottom w:val="single" w:sz="4" w:space="0" w:color="auto"/>
+              <w:right w:val="single" w:sz="4" w:space="0" w:color="auto"/>
+            </w:tcBorders>
+            <w:shd w:val="clear" w:color="auto" w:fill="EDEDED" w:themeFill="accent3" w:themeFillTint="33"/>
+            <w:vAlign w:val="center"/>
+          </w:tcPr>
+          <w:p>
+            <w:pPr>
+              <w:jc w:val="center"/>
+              <w:rPr>
+                <w:b/>
+              </w:rPr>
+            </w:pPr>
+            <w:r>
+              <w:rPr>
+                <w:b/>
+              </w:rPr>
+              <w:t>Наименование</w:t>
+            </w:r>
+          </w:p>
+        </w:tc>
+        <w:tc>
+          <w:tcPr>
+            <w:tcW w:w="2772" w:type="dxa"/>
+            <w:tcBorders>
+              <w:top w:val="single" w:sz="4" w:space="0" w:color="auto"/>
+              <w:left w:val="single" w:sz="4" w:space="0" w:color="auto"/>
+              <w:bottom w:val="single" w:sz="4" w:space="0" w:color="auto"/>
+              <w:right w:val="single" w:sz="4" w:space="0" w:color="auto"/>
+            </w:tcBorders>
+            <w:shd w:val="clear" w:color="auto" w:fill="EDEDED" w:themeFill="accent3" w:themeFillTint="33"/>
+            <w:vAlign w:val="center"/>
+          </w:tcPr>
+          <w:p>
+            <w:pPr>
+              <w:jc w:val="center"/>
+              <w:rPr>
+                <w:b/>
+              </w:rPr>
+            </w:pPr>
+            <w:r>
+              <w:rPr>
+                <w:b/>
+              </w:rPr>
+              <w:t>Подразделение владельца процесса</w:t>
+            </w:r>
+          </w:p>
+        </w:tc>
+      </w:tr>
+      <w:tr>
+        <w:tc>
+          <w:tcPr>
+            <w:tcW w:w="2145" w:type="dxa"/>
             <w:tcBorders>
               <w:top w:val="single" w:sz="4" w:space="0" w:color="auto"/>
               <w:left w:val="single" w:sz="4" w:space="0" w:color="auto"/>
@@ -4111,87 +4209,28 @@
               <w:jc w:val="center"/>
             </w:pPr>
             <w:r>
-              <w:t>{</w:t>
-            </w:r>
-            <w:r>
               <w:rPr>
                 <w:lang w:val="en-US"/>
               </w:rPr>
-              <w:t>p</w:t>
-            </w:r>
-            <w:r>
-              <w:t>.</w:t>
-            </w:r>
-            <w:proofErr w:type="spellStart"/>
+              <w:t>{#processes}</w:t>
+            </w:r>
             <w:r>
               <w:rPr>
                 <w:lang w:val="en-US"/>
               </w:rPr>
-              <w:t>kp_owner</w:t>
-            </w:r>
-            <w:proofErr w:type="spellEnd"/>
-            <w:r>
-              <w:t>}</w:t>
+              <w:t>{kp_</w:t>
+            </w:r>
+            <w:r>
+              <w:rPr>
+                <w:lang w:val="en-US"/>
+              </w:rPr>
+              <w:t>i}</w:t>
             </w:r>
           </w:p>
         </w:tc>
         <w:tc>
           <w:tcPr>
-            <w:tcW w:w="463" w:type="dxa"/>
-            <w:tcBorders>
-              <w:top w:val="single" w:sz="4" w:space="0" w:color="auto"/>
-              <w:left w:val="single" w:sz="4" w:space="0" w:color="auto"/>
-              <w:bottom w:val="single" w:sz="4" w:space="0" w:color="auto"/>
-              <w:right w:val="single" w:sz="4" w:space="0" w:color="auto"/>
-            </w:tcBorders>
-            <w:vAlign w:val="center"/>
-          </w:tcPr>
-          <w:p>
-            <w:pPr>
-              <w:suppressAutoHyphens/>
-              <w:contextualSpacing/>
-              <w:jc w:val="center"/>
-            </w:pPr>
-            <w:r>
-              <w:t>{{</w:t>
-            </w:r>
-          </w:p>
-          <w:p>
-            <w:pPr>
-              <w:suppressAutoHyphens/>
-              <w:jc w:val="center"/>
-            </w:pPr>
-            <w:r>
-              <w:rPr>
-                <w:lang w:val="en-US"/>
-              </w:rPr>
-              <w:t>p</w:t>
-            </w:r>
-            <w:r>
-              <w:t>.</w:t>
-            </w:r>
-            <w:proofErr w:type="spellStart"/>
-            <w:r>
-              <w:rPr>
-                <w:lang w:val="en-US"/>
-              </w:rPr>
-              <w:t>p_</w:t>
-            </w:r>
-            <w:r>
-              <w:rPr>
-                <w:lang w:val="en-US"/>
-              </w:rPr>
-              <w:t>i</w:t>
-            </w:r>
-            <w:proofErr w:type="spellEnd"/>
-            <w:r>
-              <w:t>}</w:t>
-            </w:r>
-          </w:p>
-        </w:tc>
-        <w:tc>
-          <w:tcPr>
-            <w:tcW w:w="1090" w:type="dxa"/>
+            <w:tcW w:w="1370" w:type="dxa"/>
             <w:tcBorders>
               <w:top w:val="single" w:sz="4" w:space="0" w:color="auto"/>
               <w:left w:val="single" w:sz="4" w:space="0" w:color="auto"/>
@@ -4208,21 +4247,12 @@
             <w:r>
               <w:t>{</w:t>
             </w:r>
+            <w:proofErr w:type="spellStart"/>
             <w:r>
               <w:rPr>
                 <w:lang w:val="en-US"/>
               </w:rPr>
-              <w:t>p</w:t>
-            </w:r>
-            <w:r>
-              <w:t>.</w:t>
-            </w:r>
-            <w:proofErr w:type="spellStart"/>
-            <w:r>
-              <w:rPr>
-                <w:lang w:val="en-US"/>
-              </w:rPr>
-              <w:t>p_code</w:t>
+              <w:t>kp_code</w:t>
             </w:r>
             <w:proofErr w:type="spellEnd"/>
             <w:r>
@@ -4232,7 +4262,7 @@
         </w:tc>
         <w:tc>
           <w:tcPr>
-            <w:tcW w:w="3321" w:type="dxa"/>
+            <w:tcW w:w="2262" w:type="dxa"/>
             <w:tcBorders>
               <w:top w:val="single" w:sz="4" w:space="0" w:color="auto"/>
               <w:left w:val="single" w:sz="4" w:space="0" w:color="auto"/>
@@ -4249,21 +4279,12 @@
             <w:r>
               <w:t>{</w:t>
             </w:r>
+            <w:proofErr w:type="spellStart"/>
             <w:r>
               <w:rPr>
                 <w:lang w:val="en-US"/>
               </w:rPr>
-              <w:t>p</w:t>
-            </w:r>
-            <w:r>
-              <w:t>.</w:t>
-            </w:r>
-            <w:proofErr w:type="spellStart"/>
-            <w:r>
-              <w:rPr>
-                <w:lang w:val="en-US"/>
-              </w:rPr>
-              <w:t>p_name</w:t>
+              <w:t>kp_name</w:t>
             </w:r>
             <w:proofErr w:type="spellEnd"/>
             <w:r>
@@ -4273,7 +4294,7 @@
         </w:tc>
         <w:tc>
           <w:tcPr>
-            <w:tcW w:w="3375" w:type="dxa"/>
+            <w:tcW w:w="2094" w:type="dxa"/>
             <w:tcBorders>
               <w:top w:val="single" w:sz="4" w:space="0" w:color="auto"/>
               <w:left w:val="single" w:sz="4" w:space="0" w:color="auto"/>
@@ -4290,21 +4311,12 @@
             <w:r>
               <w:t>{</w:t>
             </w:r>
+            <w:proofErr w:type="spellStart"/>
             <w:r>
               <w:rPr>
                 <w:lang w:val="en-US"/>
               </w:rPr>
-              <w:t>p</w:t>
-            </w:r>
-            <w:r>
-              <w:t>.</w:t>
-            </w:r>
-            <w:proofErr w:type="spellStart"/>
-            <w:r>
-              <w:rPr>
-                <w:lang w:val="en-US"/>
-              </w:rPr>
-              <w:t>p_owner</w:t>
+              <w:t>kp_owner</w:t>
             </w:r>
             <w:proofErr w:type="spellEnd"/>
             <w:r>
@@ -4312,12 +4324,9 @@
             </w:r>
           </w:p>
         </w:tc>
-      </w:tr>
-      <w:tr>
         <w:tc>
           <w:tcPr>
-            <w:tcW w:w="15163" w:type="dxa"/>
-            <w:gridSpan w:val="8"/>
+            <w:tcW w:w="793" w:type="dxa"/>
             <w:tcBorders>
               <w:top w:val="single" w:sz="4" w:space="0" w:color="auto"/>
               <w:left w:val="single" w:sz="4" w:space="0" w:color="auto"/>
@@ -4328,27 +4337,144 @@
           </w:tcPr>
           <w:p>
             <w:pPr>
+              <w:suppressAutoHyphens/>
               <w:jc w:val="center"/>
             </w:pPr>
             <w:r>
+              <w:t>{</w:t>
+            </w:r>
+            <w:proofErr w:type="spellStart"/>
+            <w:r>
               <w:rPr>
                 <w:lang w:val="en-US"/>
               </w:rPr>
-              <w:t xml:space="preserve">{%tr </w:t>
+              <w:t>p_</w:t>
+            </w:r>
+            <w:r>
+              <w:rPr>
+                <w:lang w:val="en-US"/>
+              </w:rPr>
+              <w:t>i</w:t>
+            </w:r>
+            <w:proofErr w:type="spellEnd"/>
+            <w:r>
+              <w:t>}</w:t>
+            </w:r>
+          </w:p>
+        </w:tc>
+        <w:tc>
+          <w:tcPr>
+            <w:tcW w:w="1249" w:type="dxa"/>
+            <w:tcBorders>
+              <w:top w:val="single" w:sz="4" w:space="0" w:color="auto"/>
+              <w:left w:val="single" w:sz="4" w:space="0" w:color="auto"/>
+              <w:bottom w:val="single" w:sz="4" w:space="0" w:color="auto"/>
+              <w:right w:val="single" w:sz="4" w:space="0" w:color="auto"/>
+            </w:tcBorders>
+            <w:vAlign w:val="center"/>
+          </w:tcPr>
+          <w:p>
+            <w:pPr>
+              <w:suppressAutoHyphens/>
+              <w:jc w:val="center"/>
+            </w:pPr>
+            <w:r>
+              <w:t>{</w:t>
             </w:r>
             <w:proofErr w:type="spellStart"/>
             <w:r>
               <w:rPr>
                 <w:lang w:val="en-US"/>
               </w:rPr>
-              <w:t>endfor</w:t>
+              <w:t>p_code</w:t>
             </w:r>
             <w:proofErr w:type="spellEnd"/>
             <w:r>
+              <w:t>}</w:t>
+            </w:r>
+          </w:p>
+        </w:tc>
+        <w:tc>
+          <w:tcPr>
+            <w:tcW w:w="2478" w:type="dxa"/>
+            <w:tcBorders>
+              <w:top w:val="single" w:sz="4" w:space="0" w:color="auto"/>
+              <w:left w:val="single" w:sz="4" w:space="0" w:color="auto"/>
+              <w:bottom w:val="single" w:sz="4" w:space="0" w:color="auto"/>
+              <w:right w:val="single" w:sz="4" w:space="0" w:color="auto"/>
+            </w:tcBorders>
+            <w:vAlign w:val="center"/>
+          </w:tcPr>
+          <w:p>
+            <w:pPr>
+              <w:suppressAutoHyphens/>
+              <w:jc w:val="center"/>
+            </w:pPr>
+            <w:r>
+              <w:t>{</w:t>
+            </w:r>
+            <w:proofErr w:type="spellStart"/>
+            <w:r>
               <w:rPr>
                 <w:lang w:val="en-US"/>
               </w:rPr>
-              <w:t>%}</w:t>
+              <w:t>p_name</w:t>
+            </w:r>
+            <w:proofErr w:type="spellEnd"/>
+            <w:r>
+              <w:t>}</w:t>
+            </w:r>
+          </w:p>
+        </w:tc>
+        <w:tc>
+          <w:tcPr>
+            <w:tcW w:w="2772" w:type="dxa"/>
+            <w:tcBorders>
+              <w:top w:val="single" w:sz="4" w:space="0" w:color="auto"/>
+              <w:left w:val="single" w:sz="4" w:space="0" w:color="auto"/>
+              <w:bottom w:val="single" w:sz="4" w:space="0" w:color="auto"/>
+              <w:right w:val="single" w:sz="4" w:space="0" w:color="auto"/>
+            </w:tcBorders>
+            <w:vAlign w:val="center"/>
+          </w:tcPr>
+          <w:p>
+            <w:pPr>
+              <w:suppressAutoHyphens/>
+              <w:jc w:val="center"/>
+            </w:pPr>
+            <w:r>
+              <w:t>{</w:t>
+            </w:r>
+            <w:proofErr w:type="spellStart"/>
+            <w:r>
+              <w:rPr>
+                <w:lang w:val="en-US"/>
+              </w:rPr>
+              <w:t>p_</w:t>
+            </w:r>
+            <w:proofErr w:type="gramStart"/>
+            <w:r>
+              <w:rPr>
+                <w:lang w:val="en-US"/>
+              </w:rPr>
+              <w:t>owner</w:t>
+            </w:r>
+            <w:proofErr w:type="spellEnd"/>
+            <w:r>
+              <w:t>}</w:t>
+            </w:r>
+            <w:r>
+              <w:rPr>
+                <w:lang w:val="en-US"/>
+              </w:rPr>
+              <w:t>{</w:t>
+            </w:r>
+            <w:proofErr w:type="gramEnd"/>
+            <w:r>
+              <w:rPr>
+                <w:lang w:val="en-US"/>
+              </w:rPr>
+              <w:t>/processes}</w:t>
             </w:r>
           </w:p>
         </w:tc>
@@ -4368,6 +4494,28 @@
           <w:rFonts w:ascii="Times New Roman" w:hAnsi="Times New Roman"/>
           <w:b/>
         </w:rPr>
+        <w:t>{#showApp</w:t>
+      </w:r>
+      <w:r>
+        <w:rPr>
+          <w:rFonts w:ascii="Times New Roman" w:hAnsi="Times New Roman"/>
+          <w:b/>
+          <w:lang w:val="en-US"/>
+        </w:rPr>
+        <w:t>3</w:t>
+      </w:r>
+      <w:r>
+        <w:rPr>
+          <w:rFonts w:ascii="Times New Roman" w:hAnsi="Times New Roman"/>
+          <w:b/>
+        </w:rPr>
+        <w:t>}</w:t>
+      </w:r>
+      <w:r>
+        <w:rPr>
+          <w:rFonts w:ascii="Times New Roman" w:hAnsi="Times New Roman"/>
+          <w:b/>
+        </w:rPr>
         <w:br w:type="page"/>
       </w:r>
     </w:p>
@@ -4386,7 +4534,38 @@
           <w:b/>
         </w:rPr>
         <w:lastRenderedPageBreak/>
-        <w:t xml:space="preserve">Приложение </w:t>
+        <w:t>{#showApp</w:t>
+      </w:r>
+      <w:proofErr w:type="gramStart"/>
+      <w:r>
+        <w:rPr>
+          <w:rFonts w:ascii="Times New Roman" w:hAnsi="Times New Roman"/>
+          <w:b/>
+          <w:lang w:val="en-US"/>
+        </w:rPr>
+        <w:t>4</w:t>
+      </w:r>
+      <w:r>
+        <w:rPr>
+          <w:rFonts w:ascii="Times New Roman" w:hAnsi="Times New Roman"/>
+          <w:b/>
+        </w:rPr>
+        <w:t>}</w:t>
+      </w:r>
+      <w:r>
+        <w:rPr>
+          <w:rFonts w:ascii="Times New Roman" w:hAnsi="Times New Roman"/>
+          <w:b/>
+        </w:rPr>
+        <w:t>Приложение</w:t>
+      </w:r>
+      <w:proofErr w:type="gramEnd"/>
+      <w:r>
+        <w:rPr>
+          <w:rFonts w:ascii="Times New Roman" w:hAnsi="Times New Roman"/>
+          <w:b/>
+        </w:rPr>
+        <w:t xml:space="preserve"> </w:t>
       </w:r>
       <w:r>
         <w:rPr>
@@ -4561,13 +4740,13 @@
         <w:tblLook w:val="04A0" w:firstRow="1" w:lastRow="0" w:firstColumn="1" w:lastColumn="0" w:noHBand="0" w:noVBand="1"/>
       </w:tblPr>
       <w:tblGrid>
-        <w:gridCol w:w="773"/>
-        <w:gridCol w:w="2717"/>
+        <w:gridCol w:w="1251"/>
+        <w:gridCol w:w="2636"/>
         <w:gridCol w:w="2218"/>
-        <w:gridCol w:w="3218"/>
-        <w:gridCol w:w="2533"/>
-        <w:gridCol w:w="1787"/>
-        <w:gridCol w:w="1911"/>
+        <w:gridCol w:w="3060"/>
+        <w:gridCol w:w="2455"/>
+        <w:gridCol w:w="1706"/>
+        <w:gridCol w:w="1831"/>
       </w:tblGrid>
       <w:tr>
         <w:trPr>
@@ -4576,7 +4755,7 @@
         </w:trPr>
         <w:tc>
           <w:tcPr>
-            <w:tcW w:w="185" w:type="pct"/>
+            <w:tcW w:w="255" w:type="pct"/>
             <w:shd w:val="clear" w:color="auto" w:fill="EDEDED" w:themeFill="accent3" w:themeFillTint="33"/>
             <w:vAlign w:val="center"/>
           </w:tcPr>
@@ -4600,7 +4779,7 @@
         </w:tc>
         <w:tc>
           <w:tcPr>
-            <w:tcW w:w="908" w:type="pct"/>
+            <w:tcW w:w="896" w:type="pct"/>
             <w:shd w:val="clear" w:color="auto" w:fill="EDEDED" w:themeFill="accent3" w:themeFillTint="33"/>
             <w:vAlign w:val="center"/>
           </w:tcPr>
@@ -4655,7 +4834,7 @@
         </w:tc>
         <w:tc>
           <w:tcPr>
-            <w:tcW w:w="1085" w:type="pct"/>
+            <w:tcW w:w="1062" w:type="pct"/>
             <w:shd w:val="clear" w:color="auto" w:fill="EDEDED" w:themeFill="accent3" w:themeFillTint="33"/>
             <w:vAlign w:val="center"/>
           </w:tcPr>
@@ -4679,7 +4858,7 @@
         </w:tc>
         <w:tc>
           <w:tcPr>
-            <w:tcW w:w="847" w:type="pct"/>
+            <w:tcW w:w="836" w:type="pct"/>
             <w:shd w:val="clear" w:color="auto" w:fill="EDEDED" w:themeFill="accent3" w:themeFillTint="33"/>
             <w:vAlign w:val="center"/>
           </w:tcPr>
@@ -4703,7 +4882,7 @@
         </w:tc>
         <w:tc>
           <w:tcPr>
-            <w:tcW w:w="601" w:type="pct"/>
+            <w:tcW w:w="589" w:type="pct"/>
             <w:shd w:val="clear" w:color="auto" w:fill="EDEDED" w:themeFill="accent3" w:themeFillTint="33"/>
             <w:vAlign w:val="center"/>
           </w:tcPr>
@@ -4727,7 +4906,7 @@
         </w:tc>
         <w:tc>
           <w:tcPr>
-            <w:tcW w:w="644" w:type="pct"/>
+            <w:tcW w:w="630" w:type="pct"/>
             <w:shd w:val="clear" w:color="auto" w:fill="EDEDED" w:themeFill="accent3" w:themeFillTint="33"/>
             <w:vAlign w:val="center"/>
           </w:tcPr>
@@ -4746,54 +4925,6 @@
                 <w:szCs w:val="20"/>
               </w:rPr>
               <w:t>Табельный номер</w:t>
-            </w:r>
-          </w:p>
-        </w:tc>
-      </w:tr>
-      <w:tr>
-        <w:trPr>
-          <w:trHeight w:val="437"/>
-          <w:tblHeader/>
-        </w:trPr>
-        <w:tc>
-          <w:tcPr>
-            <w:tcW w:w="5000" w:type="pct"/>
-            <w:gridSpan w:val="7"/>
-            <w:shd w:val="clear" w:color="auto" w:fill="FFFFFF" w:themeFill="background1"/>
-            <w:vAlign w:val="center"/>
-          </w:tcPr>
-          <w:p>
-            <w:pPr>
-              <w:suppressAutoHyphens/>
-              <w:jc w:val="center"/>
-              <w:rPr>
-                <w:b/>
-                <w:szCs w:val="20"/>
-                <w:lang w:val="en-US"/>
-              </w:rPr>
-            </w:pPr>
-            <w:r>
-              <w:rPr>
-                <w:color w:val="000000"/>
-                <w:lang w:val="en-US"/>
-              </w:rPr>
-              <w:t xml:space="preserve">{%tr for as in </w:t>
-            </w:r>
-            <w:proofErr w:type="spellStart"/>
-            <w:r>
-              <w:rPr>
-                <w:color w:val="000000"/>
-                <w:lang w:val="en-US"/>
-              </w:rPr>
-              <w:t>aski</w:t>
-            </w:r>
-            <w:proofErr w:type="spellEnd"/>
-            <w:r>
-              <w:rPr>
-                <w:color w:val="000000"/>
-                <w:lang w:val="en-US"/>
-              </w:rPr>
-              <w:t>%}</w:t>
             </w:r>
           </w:p>
         </w:tc>
@@ -4804,7 +4935,7 @@
         </w:trPr>
         <w:tc>
           <w:tcPr>
-            <w:tcW w:w="185" w:type="pct"/>
+            <w:tcW w:w="255" w:type="pct"/>
             <w:vAlign w:val="center"/>
           </w:tcPr>
           <w:p>
@@ -4817,20 +4948,25 @@
             </w:pPr>
             <w:r>
               <w:rPr>
+                <w:color w:val="000000"/>
+                <w:lang w:val="en-US"/>
+              </w:rPr>
+              <w:t>{#aski}</w:t>
+            </w:r>
+            <w:r>
+              <w:rPr>
                 <w:color w:val="000000" w:themeColor="text1"/>
                 <w:lang w:val="en-US"/>
               </w:rPr>
               <w:t>{</w:t>
             </w:r>
-            <w:proofErr w:type="spellStart"/>
             <w:r>
               <w:rPr>
                 <w:color w:val="000000" w:themeColor="text1"/>
                 <w:lang w:val="en-US"/>
               </w:rPr>
-              <w:t>as.i</w:t>
-            </w:r>
-            <w:proofErr w:type="spellEnd"/>
+              <w:t>i</w:t>
+            </w:r>
             <w:r>
               <w:rPr>
                 <w:color w:val="000000" w:themeColor="text1"/>
@@ -4842,7 +4978,7 @@
         </w:tc>
         <w:tc>
           <w:tcPr>
-            <w:tcW w:w="908" w:type="pct"/>
+            <w:tcW w:w="896" w:type="pct"/>
             <w:shd w:val="clear" w:color="auto" w:fill="auto"/>
             <w:vAlign w:val="center"/>
           </w:tcPr>
@@ -4864,7 +5000,7 @@
               <w:rPr>
                 <w:lang w:val="en-US"/>
               </w:rPr>
-              <w:t>as.name</w:t>
+              <w:t>name</w:t>
             </w:r>
             <w:r>
               <w:rPr>
@@ -4893,12 +5029,14 @@
               </w:rPr>
               <w:t>{</w:t>
             </w:r>
+            <w:proofErr w:type="spellStart"/>
             <w:r>
               <w:rPr>
                 <w:lang w:val="en-US"/>
               </w:rPr>
-              <w:t>as.ke</w:t>
-            </w:r>
+              <w:t>ke</w:t>
+            </w:r>
+            <w:proofErr w:type="spellEnd"/>
             <w:r>
               <w:rPr>
                 <w:lang w:val="en-US"/>
@@ -4909,7 +5047,7 @@
         </w:tc>
         <w:tc>
           <w:tcPr>
-            <w:tcW w:w="1085" w:type="pct"/>
+            <w:tcW w:w="1062" w:type="pct"/>
             <w:vAlign w:val="center"/>
           </w:tcPr>
           <w:p>
@@ -4927,14 +5065,12 @@
               </w:rPr>
               <w:t>{</w:t>
             </w:r>
-            <w:proofErr w:type="spellStart"/>
             <w:r>
               <w:rPr>
                 <w:lang w:val="en-US"/>
               </w:rPr>
-              <w:t>as.roles</w:t>
-            </w:r>
-            <w:proofErr w:type="spellEnd"/>
+              <w:t>roles</w:t>
+            </w:r>
             <w:r>
               <w:rPr>
                 <w:lang w:val="en-US"/>
@@ -4945,7 +5081,7 @@
         </w:tc>
         <w:tc>
           <w:tcPr>
-            <w:tcW w:w="847" w:type="pct"/>
+            <w:tcW w:w="836" w:type="pct"/>
             <w:vAlign w:val="center"/>
           </w:tcPr>
           <w:p>
@@ -4962,15 +5098,6 @@
               <w:rPr>
                 <w:lang w:val="en-US"/>
               </w:rPr>
-              <w:t>as</w:t>
-            </w:r>
-            <w:r>
-              <w:t>.</w:t>
-            </w:r>
-            <w:r>
-              <w:rPr>
-                <w:lang w:val="en-US"/>
-              </w:rPr>
               <w:t>emp</w:t>
             </w:r>
             <w:r>
@@ -4989,7 +5116,7 @@
         </w:tc>
         <w:tc>
           <w:tcPr>
-            <w:tcW w:w="601" w:type="pct"/>
+            <w:tcW w:w="589" w:type="pct"/>
             <w:vAlign w:val="center"/>
           </w:tcPr>
           <w:p>
@@ -5002,23 +5129,12 @@
             <w:r>
               <w:t>{</w:t>
             </w:r>
-            <w:proofErr w:type="gramStart"/>
             <w:r>
               <w:rPr>
                 <w:lang w:val="en-US"/>
               </w:rPr>
-              <w:t>as</w:t>
-            </w:r>
-            <w:r>
-              <w:t>.</w:t>
-            </w:r>
-            <w:r>
-              <w:rPr>
-                <w:lang w:val="en-US"/>
-              </w:rPr>
               <w:t>title</w:t>
             </w:r>
-            <w:proofErr w:type="gramEnd"/>
             <w:r>
               <w:t>}</w:t>
             </w:r>
@@ -5026,7 +5142,7 @@
         </w:tc>
         <w:tc>
           <w:tcPr>
-            <w:tcW w:w="644" w:type="pct"/>
+            <w:tcW w:w="630" w:type="pct"/>
             <w:vAlign w:val="center"/>
           </w:tcPr>
           <w:p>
@@ -5039,80 +5155,36 @@
             <w:r>
               <w:t>{</w:t>
             </w:r>
+            <w:proofErr w:type="spellStart"/>
             <w:r>
               <w:rPr>
                 <w:lang w:val="en-US"/>
               </w:rPr>
-              <w:t>as</w:t>
-            </w:r>
-            <w:r>
-              <w:t>.</w:t>
+              <w:t>tn</w:t>
+            </w:r>
+            <w:proofErr w:type="spellEnd"/>
+            <w:r>
+              <w:t>}</w:t>
+            </w:r>
+            <w:r>
+              <w:rPr>
+                <w:color w:val="000000"/>
+              </w:rPr>
+              <w:t>{/</w:t>
             </w:r>
             <w:proofErr w:type="spellStart"/>
             <w:r>
               <w:rPr>
-                <w:lang w:val="en-US"/>
-              </w:rPr>
-              <w:t>tn</w:t>
+                <w:color w:val="000000"/>
+              </w:rPr>
+              <w:t>aski</w:t>
             </w:r>
             <w:proofErr w:type="spellEnd"/>
             <w:r>
+              <w:rPr>
+                <w:color w:val="000000"/>
+              </w:rPr>
               <w:t>}</w:t>
-            </w:r>
-          </w:p>
-        </w:tc>
-      </w:tr>
-      <w:tr>
-        <w:trPr>
-          <w:trHeight w:val="437"/>
-        </w:trPr>
-        <w:tc>
-          <w:tcPr>
-            <w:tcW w:w="5000" w:type="pct"/>
-            <w:gridSpan w:val="7"/>
-            <w:vAlign w:val="center"/>
-          </w:tcPr>
-          <w:p>
-            <w:pPr>
-              <w:suppressAutoHyphens/>
-              <w:jc w:val="center"/>
-              <w:rPr>
-                <w:color w:val="000000" w:themeColor="text1"/>
-              </w:rPr>
-            </w:pPr>
-            <w:r>
-              <w:rPr>
-                <w:color w:val="000000"/>
-              </w:rPr>
-              <w:t>{%</w:t>
-            </w:r>
-            <w:r>
-              <w:rPr>
-                <w:color w:val="000000"/>
-                <w:lang w:val="en-US"/>
-              </w:rPr>
-              <w:t>tr</w:t>
-            </w:r>
-            <w:r>
-              <w:rPr>
-                <w:color w:val="000000"/>
-              </w:rPr>
-              <w:t xml:space="preserve"> </w:t>
-            </w:r>
-            <w:proofErr w:type="spellStart"/>
-            <w:r>
-              <w:rPr>
-                <w:color w:val="000000"/>
-                <w:lang w:val="en-US"/>
-              </w:rPr>
-              <w:t>endfor</w:t>
-            </w:r>
-            <w:proofErr w:type="spellEnd"/>
-            <w:r>
-              <w:rPr>
-                <w:color w:val="000000"/>
-              </w:rPr>
-              <w:t xml:space="preserve"> %}</w:t>
             </w:r>
           </w:p>
         </w:tc>
@@ -5125,6 +5197,28 @@
           <w:b/>
         </w:rPr>
       </w:pPr>
+      <w:r>
+        <w:rPr>
+          <w:rFonts w:ascii="Times New Roman" w:hAnsi="Times New Roman"/>
+          <w:b/>
+        </w:rPr>
+        <w:t>{#showApp</w:t>
+      </w:r>
+      <w:r>
+        <w:rPr>
+          <w:rFonts w:ascii="Times New Roman" w:hAnsi="Times New Roman"/>
+          <w:b/>
+          <w:lang w:val="en-US"/>
+        </w:rPr>
+        <w:t>4</w:t>
+      </w:r>
+      <w:r>
+        <w:rPr>
+          <w:rFonts w:ascii="Times New Roman" w:hAnsi="Times New Roman"/>
+          <w:b/>
+        </w:rPr>
+        <w:t>}</w:t>
+      </w:r>
     </w:p>
     <w:sectPr>
       <w:footerReference w:type="first" r:id="rId11"/>
@@ -6551,6 +6645,7 @@
     <w:lsdException w:name="HTML Sample" w:semiHidden="1" w:unhideWhenUsed="1"/>
     <w:lsdException w:name="HTML Typewriter" w:semiHidden="1" w:unhideWhenUsed="1"/>
     <w:lsdException w:name="HTML Variable" w:semiHidden="1" w:unhideWhenUsed="1"/>
+    <w:lsdException w:name="Normal Table" w:semiHidden="1" w:unhideWhenUsed="1"/>
     <w:lsdException w:name="annotation subject" w:semiHidden="1" w:unhideWhenUsed="1"/>
     <w:lsdException w:name="No List" w:semiHidden="1" w:unhideWhenUsed="1"/>
     <w:lsdException w:name="Outline List 1" w:semiHidden="1" w:unhideWhenUsed="1"/>
@@ -6593,8 +6688,11 @@
     <w:lsdException w:name="Table Contemporary" w:semiHidden="1" w:unhideWhenUsed="1"/>
     <w:lsdException w:name="Table Elegant" w:semiHidden="1" w:unhideWhenUsed="1"/>
     <w:lsdException w:name="Table Professional" w:semiHidden="1" w:unhideWhenUsed="1"/>
+    <w:lsdException w:name="Table Subtle 1" w:semiHidden="1" w:unhideWhenUsed="1"/>
     <w:lsdException w:name="Table Subtle 2" w:semiHidden="1" w:unhideWhenUsed="1"/>
     <w:lsdException w:name="Table Web 1" w:semiHidden="1" w:unhideWhenUsed="1"/>
+    <w:lsdException w:name="Table Web 2" w:semiHidden="1" w:unhideWhenUsed="1"/>
+    <w:lsdException w:name="Table Web 3" w:semiHidden="1" w:unhideWhenUsed="1"/>
     <w:lsdException w:name="Balloon Text" w:semiHidden="1" w:unhideWhenUsed="1"/>
     <w:lsdException w:name="Table Grid" w:uiPriority="39"/>
     <w:lsdException w:name="Table Theme" w:semiHidden="1" w:unhideWhenUsed="1"/>

--- a/templates/TemplateOrderChangeAudit2026.docx
+++ b/templates/TemplateOrderChangeAudit2026.docx
@@ -3144,14 +3144,14 @@
         <w:tblLook w:val="04A0" w:firstRow="1" w:lastRow="0" w:firstColumn="1" w:lastColumn="0" w:noHBand="0" w:noVBand="1"/>
       </w:tblPr>
       <w:tblGrid>
-        <w:gridCol w:w="2145"/>
-        <w:gridCol w:w="1370"/>
-        <w:gridCol w:w="2262"/>
-        <w:gridCol w:w="2094"/>
-        <w:gridCol w:w="793"/>
-        <w:gridCol w:w="1249"/>
-        <w:gridCol w:w="2478"/>
-        <w:gridCol w:w="2772"/>
+        <w:gridCol w:w="2783"/>
+        <w:gridCol w:w="1301"/>
+        <w:gridCol w:w="1985"/>
+        <w:gridCol w:w="1938"/>
+        <w:gridCol w:w="768"/>
+        <w:gridCol w:w="1180"/>
+        <w:gridCol w:w="2065"/>
+        <w:gridCol w:w="3143"/>
       </w:tblGrid>
       <w:tr>
         <w:trPr>
@@ -3451,7 +3451,19 @@
               <w:rPr>
                 <w:lang w:val="en-US"/>
               </w:rPr>
-              <w:t>{#processes}</w:t>
+              <w:t>{#</w:t>
+            </w:r>
+            <w:r>
+              <w:rPr>
+                <w:lang w:val="en-US"/>
+              </w:rPr>
+              <w:t>processesAdded</w:t>
+            </w:r>
+            <w:r>
+              <w:rPr>
+                <w:lang w:val="en-US"/>
+              </w:rPr>
+              <w:t>}</w:t>
             </w:r>
             <w:r>
               <w:rPr>
@@ -3713,7 +3725,21 @@
               <w:rPr>
                 <w:lang w:val="en-US"/>
               </w:rPr>
-              <w:t>/processes}</w:t>
+              <w:t>/</w:t>
+            </w:r>
+            <w:proofErr w:type="spellStart"/>
+            <w:r>
+              <w:rPr>
+                <w:lang w:val="en-US"/>
+              </w:rPr>
+              <w:t>processesAdded</w:t>
+            </w:r>
+            <w:proofErr w:type="spellEnd"/>
+            <w:r>
+              <w:rPr>
+                <w:lang w:val="en-US"/>
+              </w:rPr>
+              <w:t>}</w:t>
             </w:r>
           </w:p>
         </w:tc>
@@ -3732,7 +3758,22 @@
           <w:rFonts w:ascii="Times New Roman" w:hAnsi="Times New Roman"/>
           <w:b/>
         </w:rPr>
-        <w:t>{#showApp2}</w:t>
+        <w:t>{</w:t>
+      </w:r>
+      <w:r>
+        <w:rPr>
+          <w:rFonts w:ascii="Times New Roman" w:hAnsi="Times New Roman"/>
+          <w:b/>
+          <w:lang w:val="en-US"/>
+        </w:rPr>
+        <w:t>/</w:t>
+      </w:r>
+      <w:r>
+        <w:rPr>
+          <w:rFonts w:ascii="Times New Roman" w:hAnsi="Times New Roman"/>
+          <w:b/>
+        </w:rPr>
+        <w:t>showApp2}</w:t>
       </w:r>
       <w:r>
         <w:rPr>
@@ -3764,7 +3805,6 @@
         <w:rPr>
           <w:rFonts w:ascii="Times New Roman" w:hAnsi="Times New Roman"/>
           <w:b/>
-          <w:lang w:val="en-US"/>
         </w:rPr>
         <w:t>3</w:t>
       </w:r>
@@ -3905,14 +3945,14 @@
         <w:tblLook w:val="04A0" w:firstRow="1" w:lastRow="0" w:firstColumn="1" w:lastColumn="0" w:noHBand="0" w:noVBand="1"/>
       </w:tblPr>
       <w:tblGrid>
-        <w:gridCol w:w="2145"/>
-        <w:gridCol w:w="1370"/>
-        <w:gridCol w:w="2262"/>
-        <w:gridCol w:w="2094"/>
-        <w:gridCol w:w="793"/>
-        <w:gridCol w:w="1249"/>
-        <w:gridCol w:w="2478"/>
-        <w:gridCol w:w="2772"/>
+        <w:gridCol w:w="3063"/>
+        <w:gridCol w:w="1262"/>
+        <w:gridCol w:w="1831"/>
+        <w:gridCol w:w="1852"/>
+        <w:gridCol w:w="755"/>
+        <w:gridCol w:w="1142"/>
+        <w:gridCol w:w="1835"/>
+        <w:gridCol w:w="3423"/>
       </w:tblGrid>
       <w:tr>
         <w:trPr>
@@ -4212,7 +4252,19 @@
               <w:rPr>
                 <w:lang w:val="en-US"/>
               </w:rPr>
-              <w:t>{#processes}</w:t>
+              <w:t>{#</w:t>
+            </w:r>
+            <w:r>
+              <w:rPr>
+                <w:lang w:val="en-US"/>
+              </w:rPr>
+              <w:t>processesRemoved</w:t>
+            </w:r>
+            <w:r>
+              <w:rPr>
+                <w:lang w:val="en-US"/>
+              </w:rPr>
+              <w:t>}</w:t>
             </w:r>
             <w:r>
               <w:rPr>
@@ -4474,7 +4526,21 @@
               <w:rPr>
                 <w:lang w:val="en-US"/>
               </w:rPr>
-              <w:t>/processes}</w:t>
+              <w:t>/</w:t>
+            </w:r>
+            <w:proofErr w:type="spellStart"/>
+            <w:r>
+              <w:rPr>
+                <w:lang w:val="en-US"/>
+              </w:rPr>
+              <w:t>processesRemoved</w:t>
+            </w:r>
+            <w:proofErr w:type="spellEnd"/>
+            <w:r>
+              <w:rPr>
+                <w:lang w:val="en-US"/>
+              </w:rPr>
+              <w:t>}</w:t>
             </w:r>
           </w:p>
         </w:tc>
@@ -4494,8 +4560,25 @@
           <w:rFonts w:ascii="Times New Roman" w:hAnsi="Times New Roman"/>
           <w:b/>
         </w:rPr>
-        <w:t>{#showApp</w:t>
-      </w:r>
+        <w:t>{</w:t>
+      </w:r>
+      <w:r>
+        <w:rPr>
+          <w:rFonts w:ascii="Times New Roman" w:hAnsi="Times New Roman"/>
+          <w:b/>
+          <w:lang w:val="en-US"/>
+        </w:rPr>
+        <w:t>/</w:t>
+      </w:r>
+      <w:proofErr w:type="spellStart"/>
+      <w:r>
+        <w:rPr>
+          <w:rFonts w:ascii="Times New Roman" w:hAnsi="Times New Roman"/>
+          <w:b/>
+        </w:rPr>
+        <w:t>showApp</w:t>
+      </w:r>
+      <w:proofErr w:type="spellEnd"/>
       <w:r>
         <w:rPr>
           <w:rFonts w:ascii="Times New Roman" w:hAnsi="Times New Roman"/>
@@ -5202,8 +5285,25 @@
           <w:rFonts w:ascii="Times New Roman" w:hAnsi="Times New Roman"/>
           <w:b/>
         </w:rPr>
-        <w:t>{#showApp</w:t>
-      </w:r>
+        <w:t>{</w:t>
+      </w:r>
+      <w:r>
+        <w:rPr>
+          <w:rFonts w:ascii="Times New Roman" w:hAnsi="Times New Roman"/>
+          <w:b/>
+          <w:lang w:val="en-US"/>
+        </w:rPr>
+        <w:t>/</w:t>
+      </w:r>
+      <w:proofErr w:type="spellStart"/>
+      <w:r>
+        <w:rPr>
+          <w:rFonts w:ascii="Times New Roman" w:hAnsi="Times New Roman"/>
+          <w:b/>
+        </w:rPr>
+        <w:t>showApp</w:t>
+      </w:r>
+      <w:proofErr w:type="spellEnd"/>
       <w:r>
         <w:rPr>
           <w:rFonts w:ascii="Times New Roman" w:hAnsi="Times New Roman"/>
